--- a/Dry_Eye_Disease_RoughDraft_Report.docx
+++ b/Dry_Eye_Disease_RoughDraft_Report.docx
@@ -2,80 +2,556 @@
 <file path=word/document.xml><?xml version="1.0" encoding="utf-8"?>
 <w:document xmlns:wpc="http://schemas.microsoft.com/office/word/2010/wordprocessingCanvas" xmlns:cx="http://schemas.microsoft.com/office/drawing/2014/chartex" xmlns:cx1="http://schemas.microsoft.com/office/drawing/2015/9/8/chartex" xmlns:cx2="http://schemas.microsoft.com/office/drawing/2015/10/21/chartex" xmlns:cx3="http://schemas.microsoft.com/office/drawing/2016/5/9/chartex" xmlns:cx4="http://schemas.microsoft.com/office/drawing/2016/5/10/chartex" xmlns:cx5="http://schemas.microsoft.com/office/drawing/2016/5/11/chartex" xmlns:cx6="http://schemas.microsoft.com/office/drawing/2016/5/12/chartex" xmlns:cx7="http://schemas.microsoft.com/office/drawing/2016/5/13/chartex" xmlns:cx8="http://schemas.microsoft.com/office/drawing/2016/5/14/chartex" xmlns:mc="http://schemas.openxmlformats.org/markup-compatibility/2006" xmlns:aink="http://schemas.microsoft.com/office/drawing/2016/ink" xmlns:am3d="http://schemas.microsoft.com/office/drawing/2017/model3d" xmlns:o="urn:schemas-microsoft-com:office:office" xmlns:oel="http://schemas.microsoft.com/office/2019/extlst" xmlns:r="http://schemas.openxmlformats.org/officeDocument/2006/relationships" xmlns:m="http://schemas.openxmlformats.org/officeDocument/2006/math" xmlns:v="urn:schemas-microsoft-com:vml" xmlns:wp14="http://schemas.microsoft.com/office/word/2010/wordprocessingDrawing" xmlns:wp="http://schemas.openxmlformats.org/drawingml/2006/wordprocessingDrawing" xmlns:w10="urn:schemas-microsoft-com:office:word" xmlns:w="http://schemas.openxmlformats.org/wordprocessingml/2006/main" xmlns:w14="http://schemas.microsoft.com/office/word/2010/wordml" xmlns:w15="http://schemas.microsoft.com/office/word/2012/wordml" xmlns:w16cex="http://schemas.microsoft.com/office/word/2018/wordml/cex" xmlns:w16cid="http://schemas.microsoft.com/office/word/2016/wordml/cid" xmlns:w16="http://schemas.microsoft.com/office/word/2018/wordml" xmlns:w16du="http://schemas.microsoft.com/office/word/2023/wordml/word16du" xmlns:w16sdtdh="http://schemas.microsoft.com/office/word/2020/wordml/sdtdatahash" xmlns:w16sdtfl="http://schemas.microsoft.com/office/word/2024/wordml/sdtformatlock" xmlns:w16se="http://schemas.microsoft.com/office/word/2015/wordml/symex" xmlns:wpg="http://schemas.microsoft.com/office/word/2010/wordprocessingGroup" xmlns:wpi="http://schemas.microsoft.com/office/word/2010/wordprocessingInk" xmlns:wne="http://schemas.microsoft.com/office/word/2006/wordml" xmlns:wps="http://schemas.microsoft.com/office/word/2010/wordprocessingShape" mc:Ignorable="w14 w15 w16se w16cid w16 w16cex w16sdtdh w16sdtfl w16du wp14">
   <w:body>
-    <w:p>
-      <w:pPr>
-        <w:rPr>
-          <w:rFonts w:ascii="Avenir Next LT Pro Demi" w:hAnsi="Avenir Next LT Pro Demi"/>
-          <w:sz w:val="36"/>
-          <w:szCs w:val="36"/>
-        </w:rPr>
-      </w:pPr>
-      <w:r>
-        <w:rPr>
-          <w:rFonts w:ascii="Avenir Next LT Pro Demi" w:hAnsi="Avenir Next LT Pro Demi"/>
-          <w:sz w:val="36"/>
-          <w:szCs w:val="36"/>
-        </w:rPr>
-        <w:t>Data Analysis and Classification of Dry Eye Disease</w:t>
-      </w:r>
-    </w:p>
-    <w:p>
-      <w:pPr>
-        <w:rPr>
-          <w:rFonts w:ascii="Avenir Next LT Pro" w:hAnsi="Avenir Next LT Pro"/>
-          <w:sz w:val="18"/>
-          <w:szCs w:val="18"/>
-        </w:rPr>
-      </w:pPr>
-      <w:r>
-        <w:rPr>
-          <w:rFonts w:ascii="Avenir Next LT Pro" w:hAnsi="Avenir Next LT Pro"/>
-          <w:sz w:val="18"/>
-          <w:szCs w:val="18"/>
-        </w:rPr>
-        <w:t>Christian Ramirez-Flores</w:t>
-      </w:r>
-    </w:p>
-    <w:p>
-      <w:pPr>
-        <w:rPr>
-          <w:rFonts w:ascii="Avenir Next LT Pro" w:hAnsi="Avenir Next LT Pro"/>
-          <w:sz w:val="18"/>
-          <w:szCs w:val="18"/>
-        </w:rPr>
-      </w:pPr>
-      <w:r>
-        <w:rPr>
-          <w:rFonts w:ascii="Avenir Next LT Pro" w:hAnsi="Avenir Next LT Pro"/>
-          <w:sz w:val="18"/>
-          <w:szCs w:val="18"/>
-        </w:rPr>
-        <w:t xml:space="preserve">Rough Draft </w:t>
-      </w:r>
-    </w:p>
-    <w:p>
-      <w:pPr>
-        <w:rPr>
-          <w:sz w:val="18"/>
-          <w:szCs w:val="18"/>
-        </w:rPr>
-      </w:pPr>
-    </w:p>
-    <w:p>
-      <w:pPr>
-        <w:rPr>
-          <w:rFonts w:ascii="Avenir Next LT Pro Demi" w:hAnsi="Avenir Next LT Pro Demi"/>
-          <w:sz w:val="28"/>
-          <w:szCs w:val="28"/>
-        </w:rPr>
-      </w:pPr>
-      <w:r>
-        <w:rPr>
-          <w:rFonts w:ascii="Avenir Next LT Pro Demi" w:hAnsi="Avenir Next LT Pro Demi"/>
-          <w:sz w:val="28"/>
-          <w:szCs w:val="28"/>
-        </w:rPr>
-        <w:t xml:space="preserve">Introduction </w:t>
+    <w:sdt>
+      <w:sdtPr>
+        <w:id w:val="256187726"/>
+        <w:docPartObj>
+          <w:docPartGallery w:val="Table of Contents"/>
+          <w:docPartUnique/>
+        </w:docPartObj>
+      </w:sdtPr>
+      <w:sdtEndPr>
+        <w:rPr>
+          <w:rFonts w:asciiTheme="minorHAnsi" w:eastAsiaTheme="minorEastAsia" w:hAnsiTheme="minorHAnsi" w:cstheme="minorBidi"/>
+          <w:b/>
+          <w:bCs/>
+          <w:noProof/>
+          <w:color w:val="auto"/>
+          <w:sz w:val="20"/>
+          <w:szCs w:val="20"/>
+        </w:rPr>
+      </w:sdtEndPr>
+      <w:sdtContent>
+        <w:p>
+          <w:pPr>
+            <w:pStyle w:val="TOCHeading"/>
+            <w:jc w:val="center"/>
+          </w:pPr>
+        </w:p>
+        <w:p>
+          <w:pPr>
+            <w:pStyle w:val="TOCHeading"/>
+            <w:jc w:val="center"/>
+            <w:rPr>
+              <w:color w:val="auto"/>
+            </w:rPr>
+          </w:pPr>
+          <w:r>
+            <w:rPr>
+              <w:color w:val="auto"/>
+            </w:rPr>
+            <w:t>Understanding and Predicting Dry Eye Disease</w:t>
+          </w:r>
+        </w:p>
+        <w:p>
+          <w:pPr>
+            <w:jc w:val="center"/>
+          </w:pPr>
+          <w:r>
+            <w:t>Christian Ramirez-Flores | March 19, 2026</w:t>
+          </w:r>
+        </w:p>
+        <w:p/>
+        <w:p>
+          <w:pPr>
+            <w:pStyle w:val="TOC1"/>
+            <w:tabs>
+              <w:tab w:val="right" w:pos="9350"/>
+            </w:tabs>
+            <w:rPr>
+              <w:noProof/>
+              <w:kern w:val="2"/>
+              <w:sz w:val="24"/>
+              <w:szCs w:val="24"/>
+              <w14:ligatures w14:val="standardContextual"/>
+            </w:rPr>
+          </w:pPr>
+          <w:r>
+            <w:fldChar w:fldCharType="begin"/>
+          </w:r>
+          <w:r>
+            <w:instrText xml:space="preserve"> TOC \o "1-3" \h \z \u </w:instrText>
+          </w:r>
+          <w:r>
+            <w:fldChar w:fldCharType="separate"/>
+          </w:r>
+          <w:hyperlink w:anchor="_Toc224837582" w:history="1">
+            <w:r>
+              <w:rPr>
+                <w:rStyle w:val="Hyperlink"/>
+                <w:b/>
+                <w:bCs/>
+                <w:noProof/>
+              </w:rPr>
+              <w:t>Introduction</w:t>
+            </w:r>
+            <w:r>
+              <w:rPr>
+                <w:noProof/>
+                <w:webHidden/>
+              </w:rPr>
+              <w:tab/>
+            </w:r>
+            <w:r>
+              <w:rPr>
+                <w:noProof/>
+                <w:webHidden/>
+              </w:rPr>
+              <w:fldChar w:fldCharType="begin"/>
+            </w:r>
+            <w:r>
+              <w:rPr>
+                <w:noProof/>
+                <w:webHidden/>
+              </w:rPr>
+              <w:instrText xml:space="preserve"> PAGEREF _Toc224837582 \h </w:instrText>
+            </w:r>
+            <w:r>
+              <w:rPr>
+                <w:noProof/>
+                <w:webHidden/>
+              </w:rPr>
+            </w:r>
+            <w:r>
+              <w:rPr>
+                <w:noProof/>
+                <w:webHidden/>
+              </w:rPr>
+              <w:fldChar w:fldCharType="separate"/>
+            </w:r>
+            <w:r>
+              <w:rPr>
+                <w:noProof/>
+                <w:webHidden/>
+              </w:rPr>
+              <w:t>2</w:t>
+            </w:r>
+            <w:r>
+              <w:rPr>
+                <w:noProof/>
+                <w:webHidden/>
+              </w:rPr>
+              <w:fldChar w:fldCharType="end"/>
+            </w:r>
+          </w:hyperlink>
+        </w:p>
+        <w:p>
+          <w:pPr>
+            <w:pStyle w:val="TOC1"/>
+            <w:tabs>
+              <w:tab w:val="right" w:pos="9350"/>
+            </w:tabs>
+            <w:rPr>
+              <w:noProof/>
+              <w:kern w:val="2"/>
+              <w:sz w:val="24"/>
+              <w:szCs w:val="24"/>
+              <w14:ligatures w14:val="standardContextual"/>
+            </w:rPr>
+          </w:pPr>
+          <w:hyperlink w:anchor="_Toc224837583" w:history="1">
+            <w:r>
+              <w:rPr>
+                <w:rStyle w:val="Hyperlink"/>
+                <w:b/>
+                <w:bCs/>
+                <w:noProof/>
+              </w:rPr>
+              <w:t>Public Health Impact</w:t>
+            </w:r>
+            <w:r>
+              <w:rPr>
+                <w:noProof/>
+                <w:webHidden/>
+              </w:rPr>
+              <w:tab/>
+            </w:r>
+            <w:r>
+              <w:rPr>
+                <w:noProof/>
+                <w:webHidden/>
+              </w:rPr>
+              <w:fldChar w:fldCharType="begin"/>
+            </w:r>
+            <w:r>
+              <w:rPr>
+                <w:noProof/>
+                <w:webHidden/>
+              </w:rPr>
+              <w:instrText xml:space="preserve"> PAGEREF _Toc224837583 \h </w:instrText>
+            </w:r>
+            <w:r>
+              <w:rPr>
+                <w:noProof/>
+                <w:webHidden/>
+              </w:rPr>
+            </w:r>
+            <w:r>
+              <w:rPr>
+                <w:noProof/>
+                <w:webHidden/>
+              </w:rPr>
+              <w:fldChar w:fldCharType="separate"/>
+            </w:r>
+            <w:r>
+              <w:rPr>
+                <w:noProof/>
+                <w:webHidden/>
+              </w:rPr>
+              <w:t>2</w:t>
+            </w:r>
+            <w:r>
+              <w:rPr>
+                <w:noProof/>
+                <w:webHidden/>
+              </w:rPr>
+              <w:fldChar w:fldCharType="end"/>
+            </w:r>
+          </w:hyperlink>
+        </w:p>
+        <w:p>
+          <w:pPr>
+            <w:pStyle w:val="TOC1"/>
+            <w:tabs>
+              <w:tab w:val="right" w:pos="9350"/>
+            </w:tabs>
+            <w:rPr>
+              <w:noProof/>
+              <w:kern w:val="2"/>
+              <w:sz w:val="24"/>
+              <w:szCs w:val="24"/>
+              <w14:ligatures w14:val="standardContextual"/>
+            </w:rPr>
+          </w:pPr>
+          <w:hyperlink w:anchor="_Toc224837584" w:history="1">
+            <w:r>
+              <w:rPr>
+                <w:rStyle w:val="Hyperlink"/>
+                <w:b/>
+                <w:bCs/>
+                <w:noProof/>
+              </w:rPr>
+              <w:t>Data Analysis &amp; Computation</w:t>
+            </w:r>
+            <w:r>
+              <w:rPr>
+                <w:noProof/>
+                <w:webHidden/>
+              </w:rPr>
+              <w:tab/>
+            </w:r>
+            <w:r>
+              <w:rPr>
+                <w:noProof/>
+                <w:webHidden/>
+              </w:rPr>
+              <w:fldChar w:fldCharType="begin"/>
+            </w:r>
+            <w:r>
+              <w:rPr>
+                <w:noProof/>
+                <w:webHidden/>
+              </w:rPr>
+              <w:instrText xml:space="preserve"> PAGEREF _Toc224837584 \h </w:instrText>
+            </w:r>
+            <w:r>
+              <w:rPr>
+                <w:noProof/>
+                <w:webHidden/>
+              </w:rPr>
+            </w:r>
+            <w:r>
+              <w:rPr>
+                <w:noProof/>
+                <w:webHidden/>
+              </w:rPr>
+              <w:fldChar w:fldCharType="separate"/>
+            </w:r>
+            <w:r>
+              <w:rPr>
+                <w:noProof/>
+                <w:webHidden/>
+              </w:rPr>
+              <w:t>2</w:t>
+            </w:r>
+            <w:r>
+              <w:rPr>
+                <w:noProof/>
+                <w:webHidden/>
+              </w:rPr>
+              <w:fldChar w:fldCharType="end"/>
+            </w:r>
+          </w:hyperlink>
+        </w:p>
+        <w:p>
+          <w:pPr>
+            <w:pStyle w:val="TOC2"/>
+            <w:tabs>
+              <w:tab w:val="right" w:pos="9350"/>
+            </w:tabs>
+            <w:rPr>
+              <w:noProof/>
+              <w:kern w:val="2"/>
+              <w:sz w:val="24"/>
+              <w:szCs w:val="24"/>
+              <w14:ligatures w14:val="standardContextual"/>
+            </w:rPr>
+          </w:pPr>
+          <w:hyperlink w:anchor="_Toc224837585" w:history="1">
+            <w:r>
+              <w:rPr>
+                <w:rStyle w:val="Hyperlink"/>
+                <w:noProof/>
+              </w:rPr>
+              <w:t>Data Profiling:</w:t>
+            </w:r>
+            <w:r>
+              <w:rPr>
+                <w:noProof/>
+                <w:webHidden/>
+              </w:rPr>
+              <w:tab/>
+            </w:r>
+            <w:r>
+              <w:rPr>
+                <w:noProof/>
+                <w:webHidden/>
+              </w:rPr>
+              <w:fldChar w:fldCharType="begin"/>
+            </w:r>
+            <w:r>
+              <w:rPr>
+                <w:noProof/>
+                <w:webHidden/>
+              </w:rPr>
+              <w:instrText xml:space="preserve"> PAGEREF _Toc224837585 \h </w:instrText>
+            </w:r>
+            <w:r>
+              <w:rPr>
+                <w:noProof/>
+                <w:webHidden/>
+              </w:rPr>
+            </w:r>
+            <w:r>
+              <w:rPr>
+                <w:noProof/>
+                <w:webHidden/>
+              </w:rPr>
+              <w:fldChar w:fldCharType="separate"/>
+            </w:r>
+            <w:r>
+              <w:rPr>
+                <w:noProof/>
+                <w:webHidden/>
+              </w:rPr>
+              <w:t>3</w:t>
+            </w:r>
+            <w:r>
+              <w:rPr>
+                <w:noProof/>
+                <w:webHidden/>
+              </w:rPr>
+              <w:fldChar w:fldCharType="end"/>
+            </w:r>
+          </w:hyperlink>
+        </w:p>
+        <w:p>
+          <w:pPr>
+            <w:pStyle w:val="TOC2"/>
+            <w:tabs>
+              <w:tab w:val="right" w:pos="9350"/>
+            </w:tabs>
+            <w:rPr>
+              <w:noProof/>
+              <w:kern w:val="2"/>
+              <w:sz w:val="24"/>
+              <w:szCs w:val="24"/>
+              <w14:ligatures w14:val="standardContextual"/>
+            </w:rPr>
+          </w:pPr>
+          <w:hyperlink w:anchor="_Toc224837586" w:history="1">
+            <w:r>
+              <w:rPr>
+                <w:rStyle w:val="Hyperlink"/>
+                <w:noProof/>
+              </w:rPr>
+              <w:t>Observations &amp; Data Wrangling:</w:t>
+            </w:r>
+            <w:r>
+              <w:rPr>
+                <w:noProof/>
+                <w:webHidden/>
+              </w:rPr>
+              <w:tab/>
+            </w:r>
+            <w:r>
+              <w:rPr>
+                <w:noProof/>
+                <w:webHidden/>
+              </w:rPr>
+              <w:fldChar w:fldCharType="begin"/>
+            </w:r>
+            <w:r>
+              <w:rPr>
+                <w:noProof/>
+                <w:webHidden/>
+              </w:rPr>
+              <w:instrText xml:space="preserve"> PAGEREF _Toc224837586 \h </w:instrText>
+            </w:r>
+            <w:r>
+              <w:rPr>
+                <w:noProof/>
+                <w:webHidden/>
+              </w:rPr>
+            </w:r>
+            <w:r>
+              <w:rPr>
+                <w:noProof/>
+                <w:webHidden/>
+              </w:rPr>
+              <w:fldChar w:fldCharType="separate"/>
+            </w:r>
+            <w:r>
+              <w:rPr>
+                <w:noProof/>
+                <w:webHidden/>
+              </w:rPr>
+              <w:t>3</w:t>
+            </w:r>
+            <w:r>
+              <w:rPr>
+                <w:noProof/>
+                <w:webHidden/>
+              </w:rPr>
+              <w:fldChar w:fldCharType="end"/>
+            </w:r>
+          </w:hyperlink>
+        </w:p>
+        <w:p>
+          <w:pPr>
+            <w:pStyle w:val="TOC2"/>
+            <w:tabs>
+              <w:tab w:val="right" w:pos="9350"/>
+            </w:tabs>
+            <w:rPr>
+              <w:noProof/>
+              <w:kern w:val="2"/>
+              <w:sz w:val="24"/>
+              <w:szCs w:val="24"/>
+              <w14:ligatures w14:val="standardContextual"/>
+            </w:rPr>
+          </w:pPr>
+          <w:hyperlink w:anchor="_Toc224837587" w:history="1">
+            <w:r>
+              <w:rPr>
+                <w:rStyle w:val="Hyperlink"/>
+                <w:noProof/>
+              </w:rPr>
+              <w:t>Data Table Schema:</w:t>
+            </w:r>
+            <w:r>
+              <w:rPr>
+                <w:noProof/>
+                <w:webHidden/>
+              </w:rPr>
+              <w:tab/>
+            </w:r>
+            <w:r>
+              <w:rPr>
+                <w:noProof/>
+                <w:webHidden/>
+              </w:rPr>
+              <w:fldChar w:fldCharType="begin"/>
+            </w:r>
+            <w:r>
+              <w:rPr>
+                <w:noProof/>
+                <w:webHidden/>
+              </w:rPr>
+              <w:instrText xml:space="preserve"> PAGEREF _Toc224837587 \h </w:instrText>
+            </w:r>
+            <w:r>
+              <w:rPr>
+                <w:noProof/>
+                <w:webHidden/>
+              </w:rPr>
+            </w:r>
+            <w:r>
+              <w:rPr>
+                <w:noProof/>
+                <w:webHidden/>
+              </w:rPr>
+              <w:fldChar w:fldCharType="separate"/>
+            </w:r>
+            <w:r>
+              <w:rPr>
+                <w:noProof/>
+                <w:webHidden/>
+              </w:rPr>
+              <w:t>3</w:t>
+            </w:r>
+            <w:r>
+              <w:rPr>
+                <w:noProof/>
+                <w:webHidden/>
+              </w:rPr>
+              <w:fldChar w:fldCharType="end"/>
+            </w:r>
+          </w:hyperlink>
+        </w:p>
+        <w:p>
+          <w:pPr>
+            <w:spacing w:line="480" w:lineRule="auto"/>
+          </w:pPr>
+          <w:r>
+            <w:fldChar w:fldCharType="end"/>
+          </w:r>
+        </w:p>
+        <w:p/>
+      </w:sdtContent>
+    </w:sdt>
+    <w:p>
+      <w:pPr>
+        <w:rPr>
+          <w:b/>
+          <w:bCs/>
+        </w:rPr>
+      </w:pPr>
+      <w:r>
+        <w:rPr>
+          <w:b/>
+          <w:bCs/>
+        </w:rPr>
+        <w:br w:type="page"/>
+      </w:r>
+    </w:p>
+    <w:p>
+      <w:pPr>
+        <w:pStyle w:val="Heading1"/>
+        <w:rPr>
+          <w:b/>
+          <w:bCs/>
+          <w:color w:val="auto"/>
+        </w:rPr>
+      </w:pPr>
+      <w:bookmarkStart w:id="0" w:name="_Toc224837582"/>
+      <w:r>
+        <w:rPr>
+          <w:b/>
+          <w:bCs/>
+          <w:color w:val="auto"/>
+        </w:rPr>
+        <w:lastRenderedPageBreak/>
+        <w:t>Introduction</w:t>
+      </w:r>
+      <w:bookmarkEnd w:id="0"/>
+      <w:r>
+        <w:rPr>
+          <w:b/>
+          <w:bCs/>
+          <w:color w:val="auto"/>
+        </w:rPr>
+        <w:t xml:space="preserve"> </w:t>
       </w:r>
     </w:p>
     <w:p>
@@ -115,21 +591,7 @@
         <w:rPr>
           <w:rFonts w:ascii="Avenir Next LT Pro" w:hAnsi="Avenir Next LT Pro"/>
         </w:rPr>
-        <w:t xml:space="preserve">project analyzes a dataset related to dry eye disease </w:t>
-      </w:r>
-      <w:proofErr w:type="gramStart"/>
-      <w:r>
-        <w:rPr>
-          <w:rFonts w:ascii="Avenir Next LT Pro" w:hAnsi="Avenir Next LT Pro"/>
-        </w:rPr>
-        <w:t>in order to</w:t>
-      </w:r>
-      <w:proofErr w:type="gramEnd"/>
-      <w:r>
-        <w:rPr>
-          <w:rFonts w:ascii="Avenir Next LT Pro" w:hAnsi="Avenir Next LT Pro"/>
-        </w:rPr>
-        <w:t xml:space="preserve"> explore patterns and relationships between different health and lifestyle </w:t>
+        <w:t xml:space="preserve">project analyzes a dataset related to dry eye disease in order to explore patterns and relationships between different health and lifestyle </w:t>
       </w:r>
       <w:r>
         <w:rPr>
@@ -158,28 +620,30 @@
     </w:p>
     <w:p>
       <w:pPr>
-        <w:rPr>
-          <w:rFonts w:ascii="Avenir Next LT Pro Demi" w:hAnsi="Avenir Next LT Pro Demi"/>
-          <w:sz w:val="28"/>
-          <w:szCs w:val="28"/>
-        </w:rPr>
-      </w:pPr>
-    </w:p>
-    <w:p>
-      <w:pPr>
-        <w:rPr>
-          <w:rFonts w:ascii="Avenir Next LT Pro Demi" w:hAnsi="Avenir Next LT Pro Demi"/>
-          <w:sz w:val="28"/>
-          <w:szCs w:val="28"/>
-        </w:rPr>
-      </w:pPr>
-      <w:r>
-        <w:rPr>
-          <w:rFonts w:ascii="Avenir Next LT Pro Demi" w:hAnsi="Avenir Next LT Pro Demi"/>
-          <w:sz w:val="28"/>
-          <w:szCs w:val="28"/>
-        </w:rPr>
-        <w:t xml:space="preserve">Public Health Impact </w:t>
+        <w:pStyle w:val="Heading1"/>
+        <w:rPr>
+          <w:b/>
+          <w:bCs/>
+          <w:color w:val="auto"/>
+        </w:rPr>
+      </w:pPr>
+      <w:bookmarkStart w:id="1" w:name="_Toc224837583"/>
+      <w:r>
+        <w:rPr>
+          <w:b/>
+          <w:bCs/>
+          <w:color w:val="auto"/>
+        </w:rPr>
+        <w:t>Public Health Impact</w:t>
+      </w:r>
+      <w:bookmarkEnd w:id="1"/>
+      <w:r>
+        <w:rPr>
+          <w:b/>
+          <w:bCs/>
+          <w:color w:val="auto"/>
+        </w:rPr>
+        <w:t xml:space="preserve"> </w:t>
       </w:r>
     </w:p>
     <w:p>
@@ -199,35 +663,7 @@
         <w:rPr>
           <w:rFonts w:ascii="Avenir Next LT Pro" w:hAnsi="Avenir Next LT Pro"/>
         </w:rPr>
-        <w:t xml:space="preserve"> has growing public health impact because it affects a large portion of the population and can significantly reduce quality of </w:t>
-      </w:r>
-      <w:proofErr w:type="gramStart"/>
-      <w:r>
-        <w:rPr>
-          <w:rFonts w:ascii="Avenir Next LT Pro" w:hAnsi="Avenir Next LT Pro"/>
-        </w:rPr>
-        <w:t>lie</w:t>
-      </w:r>
-      <w:proofErr w:type="gramEnd"/>
-      <w:r>
-        <w:rPr>
-          <w:rFonts w:ascii="Avenir Next LT Pro" w:hAnsi="Avenir Next LT Pro"/>
-        </w:rPr>
-        <w:t xml:space="preserve">. People with dry eye disease often experience chronic discomfort, eye fatigue, blurred vision, and difficulty performing everyday activities such as reading, driving, or using digital devices. As screen time </w:t>
-      </w:r>
-      <w:proofErr w:type="gramStart"/>
-      <w:r>
-        <w:rPr>
-          <w:rFonts w:ascii="Avenir Next LT Pro" w:hAnsi="Avenir Next LT Pro"/>
-        </w:rPr>
-        <w:t>increase</w:t>
-      </w:r>
-      <w:proofErr w:type="gramEnd"/>
-      <w:r>
-        <w:rPr>
-          <w:rFonts w:ascii="Avenir Next LT Pro" w:hAnsi="Avenir Next LT Pro"/>
-        </w:rPr>
-        <w:t xml:space="preserve"> in work, school, and daily life, more individuals are exposed to risk factors that can worsen dry eye symptoms. If left untreated, the condition can lead to long term irritation, inflammation, and reduced productivity in both academic and workplace settings. </w:t>
+        <w:t xml:space="preserve"> has growing public health impact because it affects a large portion of the population and can significantly reduce quality of lie. People with dry eye disease often experience chronic discomfort, eye fatigue, blurred vision, and difficulty performing everyday activities such as reading, driving, or using digital devices. As screen time increase in work, school, and daily life, more individuals are exposed to risk factors that can worsen dry eye symptoms. If left untreated, the condition can lead to long term irritation, inflammation, and reduced productivity in both academic and workplace settings. </w:t>
       </w:r>
     </w:p>
     <w:p>
@@ -258,20 +694,39 @@
     </w:p>
     <w:p>
       <w:pPr>
-        <w:rPr>
-          <w:rFonts w:ascii="Avenir Next LT Pro Demi" w:hAnsi="Avenir Next LT Pro Demi"/>
-          <w:sz w:val="28"/>
-          <w:szCs w:val="28"/>
-        </w:rPr>
-      </w:pPr>
-      <w:r>
-        <w:rPr>
-          <w:rFonts w:ascii="Avenir Next LT Pro Demi" w:hAnsi="Avenir Next LT Pro Demi"/>
-          <w:sz w:val="28"/>
-          <w:szCs w:val="28"/>
+        <w:ind w:firstLine="720"/>
+        <w:rPr>
+          <w:rFonts w:ascii="Avenir Next LT Pro" w:hAnsi="Avenir Next LT Pro"/>
+        </w:rPr>
+      </w:pPr>
+    </w:p>
+    <w:p>
+      <w:pPr>
+        <w:pStyle w:val="Heading1"/>
+        <w:rPr>
+          <w:b/>
+          <w:bCs/>
+          <w:color w:val="auto"/>
+        </w:rPr>
+      </w:pPr>
+      <w:bookmarkStart w:id="2" w:name="_Toc224837584"/>
+      <w:r>
+        <w:rPr>
+          <w:b/>
+          <w:bCs/>
+          <w:color w:val="auto"/>
         </w:rPr>
         <w:t xml:space="preserve">Data </w:t>
       </w:r>
+      <w:r>
+        <w:rPr>
+          <w:b/>
+          <w:bCs/>
+          <w:color w:val="auto"/>
+        </w:rPr>
+        <w:t>Analysis &amp; Computation</w:t>
+      </w:r>
+      <w:bookmarkEnd w:id="2"/>
     </w:p>
     <w:p>
       <w:pPr>
@@ -296,7 +751,6 @@
         <w:rPr>
           <w:rFonts w:ascii="Avenir Next LT Pro" w:hAnsi="Avenir Next LT Pro"/>
         </w:rPr>
-        <w:lastRenderedPageBreak/>
         <w:t xml:space="preserve">Description: Information on observations made with 26 variables covering demographic, health, lifestyle, and eye-related symptoms. </w:t>
       </w:r>
     </w:p>
@@ -356,7 +810,7 @@
         </w:rPr>
         <w:t xml:space="preserve">Source: </w:t>
       </w:r>
-      <w:hyperlink r:id="rId5" w:history="1">
+      <w:hyperlink r:id="rId6" w:history="1">
         <w:r>
           <w:rPr>
             <w:rStyle w:val="Hyperlink"/>
@@ -368,30 +822,16 @@
     </w:p>
     <w:p>
       <w:pPr>
-        <w:rPr>
-          <w:rFonts w:ascii="Avenir Next LT Pro Demi" w:hAnsi="Avenir Next LT Pro Demi"/>
-        </w:rPr>
-      </w:pPr>
-      <w:r>
-        <w:rPr>
-          <w:rFonts w:ascii="Avenir Next LT Pro Demi" w:hAnsi="Avenir Next LT Pro Demi"/>
-          <w:sz w:val="28"/>
-          <w:szCs w:val="28"/>
-        </w:rPr>
-        <w:t>Data Analysis &amp; Computation</w:t>
-      </w:r>
-    </w:p>
-    <w:p>
-      <w:pPr>
-        <w:rPr>
-          <w:rFonts w:ascii="Avenir Next LT Pro Demi" w:hAnsi="Avenir Next LT Pro Demi"/>
-        </w:rPr>
-      </w:pPr>
-      <w:r>
-        <w:rPr>
-          <w:rFonts w:ascii="Avenir Next LT Pro Demi" w:hAnsi="Avenir Next LT Pro Demi"/>
-        </w:rPr>
-        <w:t xml:space="preserve">Data Profiling: </w:t>
+        <w:pStyle w:val="Heading2"/>
+      </w:pPr>
+      <w:bookmarkStart w:id="3" w:name="_Toc224837585"/>
+      <w:r>
+        <w:lastRenderedPageBreak/>
+        <w:t>Data Profiling</w:t>
+      </w:r>
+      <w:bookmarkEnd w:id="3"/>
+      <w:r>
+        <w:t xml:space="preserve"> </w:t>
       </w:r>
     </w:p>
     <w:p>
@@ -429,41 +869,18 @@
         <w:rPr>
           <w:rFonts w:ascii="Avenir Next LT Pro" w:hAnsi="Avenir Next LT Pro"/>
         </w:rPr>
-        <w:t xml:space="preserve"> with no null values and no duplicate records present anywhere in the dataset. Columns span a mix of data types including integers, floats, and strings, with binary Y/N fields making up </w:t>
-      </w:r>
-      <w:proofErr w:type="gramStart"/>
-      <w:r>
-        <w:rPr>
-          <w:rFonts w:ascii="Avenir Next LT Pro" w:hAnsi="Avenir Next LT Pro"/>
-        </w:rPr>
-        <w:t>the majority of</w:t>
-      </w:r>
-      <w:proofErr w:type="gramEnd"/>
-      <w:r>
-        <w:rPr>
-          <w:rFonts w:ascii="Avenir Next LT Pro" w:hAnsi="Avenir Next LT Pro"/>
-        </w:rPr>
-        <w:t xml:space="preserve"> categorical variables. </w:t>
-      </w:r>
-    </w:p>
-    <w:p>
-      <w:pPr>
-        <w:rPr>
-          <w:rFonts w:ascii="Avenir Next LT Pro Demi" w:hAnsi="Avenir Next LT Pro Demi"/>
-        </w:rPr>
-      </w:pPr>
-      <w:r>
-        <w:rPr>
-          <w:rFonts w:ascii="Avenir Next LT Pro Demi" w:hAnsi="Avenir Next LT Pro Demi"/>
-        </w:rPr>
-        <w:t>Observations &amp; Data Wrangling:</w:t>
-      </w:r>
-      <w:r>
-        <w:rPr>
-          <w:rFonts w:ascii="Avenir Next LT Pro Demi" w:hAnsi="Avenir Next LT Pro Demi"/>
-        </w:rPr>
-        <w:t xml:space="preserve"> </w:t>
-      </w:r>
+        <w:t xml:space="preserve"> with no null values and no duplicate records present anywhere in the dataset. Columns span a mix of data types including integers, floats, and strings, with binary Y/N fields making up the majority of categorical variables. </w:t>
+      </w:r>
+    </w:p>
+    <w:p>
+      <w:pPr>
+        <w:pStyle w:val="Heading2"/>
+      </w:pPr>
+      <w:bookmarkStart w:id="4" w:name="_Toc224837586"/>
+      <w:r>
+        <w:t>Observations &amp; Data Wrangling</w:t>
+      </w:r>
+      <w:bookmarkEnd w:id="4"/>
     </w:p>
     <w:p>
       <w:pPr>
@@ -548,20 +965,12 @@
         </w:rPr>
         <w:t xml:space="preserve"> **Weight/(Height/</w:t>
       </w:r>
-      <w:proofErr w:type="gramStart"/>
-      <w:r>
-        <w:rPr>
-          <w:rFonts w:ascii="Avenir Next LT Pro" w:hAnsi="Avenir Next LT Pro"/>
-        </w:rPr>
-        <w:t>100)</w:t>
-      </w:r>
-      <w:r>
-        <w:rPr>
-          <w:rFonts w:ascii="Avenir Next LT Pro" w:hAnsi="Avenir Next LT Pro"/>
-        </w:rPr>
-        <w:t>²</w:t>
-      </w:r>
-      <w:proofErr w:type="gramEnd"/>
+      <w:r>
+        <w:rPr>
+          <w:rFonts w:ascii="Avenir Next LT Pro" w:hAnsi="Avenir Next LT Pro"/>
+        </w:rPr>
+        <w:t>100) ²</w:t>
+      </w:r>
       <w:r>
         <w:rPr>
           <w:rFonts w:ascii="Avenir Next LT Pro" w:hAnsi="Avenir Next LT Pro"/>
@@ -577,16 +986,13 @@
     </w:p>
     <w:p>
       <w:pPr>
-        <w:rPr>
-          <w:rFonts w:ascii="Avenir Next LT Pro Demi" w:hAnsi="Avenir Next LT Pro Demi"/>
-        </w:rPr>
-      </w:pPr>
-      <w:r>
-        <w:rPr>
-          <w:rFonts w:ascii="Avenir Next LT Pro Demi" w:hAnsi="Avenir Next LT Pro Demi"/>
-        </w:rPr>
-        <w:t>Data Table Schema:</w:t>
-      </w:r>
+        <w:pStyle w:val="Heading2"/>
+      </w:pPr>
+      <w:bookmarkStart w:id="5" w:name="_Toc224837587"/>
+      <w:r>
+        <w:t>Data Table Schema</w:t>
+      </w:r>
+      <w:bookmarkEnd w:id="5"/>
     </w:p>
     <w:tbl>
       <w:tblPr>
@@ -1723,19 +2129,11 @@
                 <w:rFonts w:ascii="Avenir Next LT Pro" w:hAnsi="Avenir Next LT Pro"/>
               </w:rPr>
             </w:pPr>
-            <w:proofErr w:type="gramStart"/>
-            <w:r>
-              <w:rPr>
-                <w:rFonts w:ascii="Avenir Next LT Pro" w:hAnsi="Avenir Next LT Pro"/>
-              </w:rPr>
-              <w:t>Individuals</w:t>
-            </w:r>
-            <w:proofErr w:type="gramEnd"/>
-            <w:r>
-              <w:rPr>
-                <w:rFonts w:ascii="Avenir Next LT Pro" w:hAnsi="Avenir Next LT Pro"/>
-              </w:rPr>
-              <w:t xml:space="preserve"> status of current medication</w:t>
+            <w:r>
+              <w:rPr>
+                <w:rFonts w:ascii="Avenir Next LT Pro" w:hAnsi="Avenir Next LT Pro"/>
+              </w:rPr>
+              <w:t>Individuals status of current medication</w:t>
             </w:r>
           </w:p>
         </w:tc>
@@ -1787,19 +2185,11 @@
                 <w:rFonts w:ascii="Avenir Next LT Pro" w:hAnsi="Avenir Next LT Pro"/>
               </w:rPr>
             </w:pPr>
-            <w:proofErr w:type="gramStart"/>
-            <w:r>
-              <w:rPr>
-                <w:rFonts w:ascii="Avenir Next LT Pro" w:hAnsi="Avenir Next LT Pro"/>
-              </w:rPr>
-              <w:t>Individuals</w:t>
-            </w:r>
-            <w:proofErr w:type="gramEnd"/>
-            <w:r>
-              <w:rPr>
-                <w:rFonts w:ascii="Avenir Next LT Pro" w:hAnsi="Avenir Next LT Pro"/>
-              </w:rPr>
-              <w:t xml:space="preserve"> status of smart device before sleeping</w:t>
+            <w:r>
+              <w:rPr>
+                <w:rFonts w:ascii="Avenir Next LT Pro" w:hAnsi="Avenir Next LT Pro"/>
+              </w:rPr>
+              <w:t>Individuals status of smart device before sleeping</w:t>
             </w:r>
           </w:p>
         </w:tc>
@@ -2005,7 +2395,6 @@
               <w:rPr>
                 <w:rFonts w:ascii="Avenir Next LT Pro" w:hAnsi="Avenir Next LT Pro"/>
               </w:rPr>
-              <w:lastRenderedPageBreak/>
               <w:t>Redness in eye</w:t>
             </w:r>
           </w:p>
@@ -2263,6 +2652,7 @@
         <w:rPr>
           <w:rFonts w:ascii="Avenir Next LT Pro" w:hAnsi="Avenir Next LT Pro"/>
         </w:rPr>
+        <w:lastRenderedPageBreak/>
         <w:t>Dry Eye Disease (DED) Prevalence</w:t>
       </w:r>
     </w:p>
@@ -2291,14 +2681,12 @@
         </w:rPr>
         <w:t>Out of 20,000 patients, 13,037 representing 65.2%</w:t>
       </w:r>
-      <w:proofErr w:type="gramStart"/>
-      <w:r>
-        <w:rPr>
-          <w:rFonts w:ascii="Avenir Next LT Pro" w:hAnsi="Avenir Next LT Pro"/>
-        </w:rPr>
-        <w:t xml:space="preserve"> were</w:t>
-      </w:r>
-      <w:proofErr w:type="gramEnd"/>
+      <w:r>
+        <w:rPr>
+          <w:rFonts w:ascii="Avenir Next LT Pro" w:hAnsi="Avenir Next LT Pro"/>
+        </w:rPr>
+        <w:t>, were</w:t>
+      </w:r>
       <w:r>
         <w:rPr>
           <w:rFonts w:ascii="Avenir Next LT Pro" w:hAnsi="Avenir Next LT Pro"/>
@@ -2338,28 +2726,21 @@
           <w:rFonts w:ascii="Avenir Next LT Pro" w:hAnsi="Avenir Next LT Pro"/>
         </w:rPr>
       </w:pPr>
-    </w:p>
-    <w:p>
-      <w:pPr>
-        <w:rPr>
-          <w:rFonts w:ascii="Avenir Next LT Pro" w:hAnsi="Avenir Next LT Pro"/>
-        </w:rPr>
-      </w:pPr>
       <w:r>
         <w:rPr>
           <w:rFonts w:ascii="Avenir Next LT Pro" w:hAnsi="Avenir Next LT Pro"/>
           <w:noProof/>
         </w:rPr>
         <w:drawing>
-          <wp:anchor distT="0" distB="0" distL="114300" distR="114300" simplePos="0" relativeHeight="251658240" behindDoc="0" locked="0" layoutInCell="1" allowOverlap="1" wp14:anchorId="55A2C485" wp14:editId="194A001D">
+          <wp:anchor distT="0" distB="0" distL="114300" distR="114300" simplePos="0" relativeHeight="251658240" behindDoc="0" locked="0" layoutInCell="1" allowOverlap="1" wp14:anchorId="55A2C485" wp14:editId="6356E81E">
             <wp:simplePos x="0" y="0"/>
             <wp:positionH relativeFrom="margin">
               <wp:align>center</wp:align>
             </wp:positionH>
             <wp:positionV relativeFrom="page">
-              <wp:posOffset>3767000</wp:posOffset>
+              <wp:posOffset>2987054</wp:posOffset>
             </wp:positionV>
-            <wp:extent cx="6162877" cy="4114800"/>
+            <wp:extent cx="6162675" cy="4114800"/>
             <wp:effectExtent l="0" t="0" r="9525" b="0"/>
             <wp:wrapNone/>
             <wp:docPr id="1418324861" name="Picture 1"/>
@@ -2374,7 +2755,7 @@
                     <pic:cNvPicPr/>
                   </pic:nvPicPr>
                   <pic:blipFill>
-                    <a:blip r:embed="rId6" cstate="print">
+                    <a:blip r:embed="rId7" cstate="print">
                       <a:extLst>
                         <a:ext uri="{28A0092B-C50C-407E-A947-70E740481C1C}">
                           <a14:useLocalDpi xmlns:a14="http://schemas.microsoft.com/office/drawing/2010/main" val="0"/>
@@ -2388,7 +2769,7 @@
                   <pic:spPr>
                     <a:xfrm>
                       <a:off x="0" y="0"/>
-                      <a:ext cx="6162877" cy="4114800"/>
+                      <a:ext cx="6162675" cy="4114800"/>
                     </a:xfrm>
                     <a:prstGeom prst="rect">
                       <a:avLst/>
@@ -2406,6 +2787,13 @@
           </wp:anchor>
         </w:drawing>
       </w:r>
+    </w:p>
+    <w:p>
+      <w:pPr>
+        <w:rPr>
+          <w:rFonts w:ascii="Avenir Next LT Pro" w:hAnsi="Avenir Next LT Pro"/>
+        </w:rPr>
+      </w:pPr>
     </w:p>
     <w:p>
       <w:pPr>
@@ -2549,7 +2937,7 @@
                     <pic:cNvPicPr/>
                   </pic:nvPicPr>
                   <pic:blipFill>
-                    <a:blip r:embed="rId7" cstate="print">
+                    <a:blip r:embed="rId8" cstate="print">
                       <a:extLst>
                         <a:ext uri="{28A0092B-C50C-407E-A947-70E740481C1C}">
                           <a14:useLocalDpi xmlns:a14="http://schemas.microsoft.com/office/drawing/2010/main" val="0"/>
@@ -2703,7 +3091,7 @@
                     <pic:cNvPicPr/>
                   </pic:nvPicPr>
                   <pic:blipFill>
-                    <a:blip r:embed="rId8" cstate="print">
+                    <a:blip r:embed="rId9" cstate="print">
                       <a:extLst>
                         <a:ext uri="{28A0092B-C50C-407E-A947-70E740481C1C}">
                           <a14:useLocalDpi xmlns:a14="http://schemas.microsoft.com/office/drawing/2010/main" val="0"/>
@@ -2858,7 +3246,7 @@
                     <pic:cNvPicPr/>
                   </pic:nvPicPr>
                   <pic:blipFill>
-                    <a:blip r:embed="rId9" cstate="print">
+                    <a:blip r:embed="rId10" cstate="print">
                       <a:extLst>
                         <a:ext uri="{28A0092B-C50C-407E-A947-70E740481C1C}">
                           <a14:useLocalDpi xmlns:a14="http://schemas.microsoft.com/office/drawing/2010/main" val="0"/>
@@ -3017,7 +3405,7 @@
                     <pic:cNvPicPr/>
                   </pic:nvPicPr>
                   <pic:blipFill>
-                    <a:blip r:embed="rId10" cstate="print">
+                    <a:blip r:embed="rId11" cstate="print">
                       <a:extLst>
                         <a:ext uri="{28A0092B-C50C-407E-A947-70E740481C1C}">
                           <a14:useLocalDpi xmlns:a14="http://schemas.microsoft.com/office/drawing/2010/main" val="0"/>
@@ -3597,7 +3985,6 @@
     <w:next w:val="Normal"/>
     <w:link w:val="Heading2Char"/>
     <w:uiPriority w:val="9"/>
-    <w:semiHidden/>
     <w:unhideWhenUsed/>
     <w:qFormat/>
     <w:rsid w:val="008618F2"/>
@@ -3783,7 +4170,6 @@
   <w:style w:type="character" w:default="1" w:styleId="DefaultParagraphFont">
     <w:name w:val="Default Paragraph Font"/>
     <w:uiPriority w:val="1"/>
-    <w:semiHidden/>
     <w:unhideWhenUsed/>
   </w:style>
   <w:style w:type="table" w:default="1" w:styleId="TableNormal">
@@ -3825,7 +4211,6 @@
     <w:basedOn w:val="DefaultParagraphFont"/>
     <w:link w:val="Heading2"/>
     <w:uiPriority w:val="9"/>
-    <w:semiHidden/>
     <w:rsid w:val="008618F2"/>
     <w:rPr>
       <w:rFonts w:asciiTheme="majorHAnsi" w:eastAsiaTheme="majorEastAsia" w:hAnsiTheme="majorHAnsi" w:cstheme="majorBidi"/>
@@ -4198,7 +4583,6 @@
     <w:basedOn w:val="Heading1"/>
     <w:next w:val="Normal"/>
     <w:uiPriority w:val="39"/>
-    <w:semiHidden/>
     <w:unhideWhenUsed/>
     <w:qFormat/>
     <w:rsid w:val="008618F2"/>
@@ -4259,6 +4643,31 @@
       <w:color w:val="96607D" w:themeColor="followedHyperlink"/>
       <w:u w:val="single"/>
     </w:rPr>
+  </w:style>
+  <w:style w:type="paragraph" w:styleId="TOC1">
+    <w:name w:val="toc 1"/>
+    <w:basedOn w:val="Normal"/>
+    <w:next w:val="Normal"/>
+    <w:autoRedefine/>
+    <w:uiPriority w:val="39"/>
+    <w:unhideWhenUsed/>
+    <w:rsid w:val="00DC04A5"/>
+    <w:pPr>
+      <w:spacing w:after="100"/>
+    </w:pPr>
+  </w:style>
+  <w:style w:type="paragraph" w:styleId="TOC2">
+    <w:name w:val="toc 2"/>
+    <w:basedOn w:val="Normal"/>
+    <w:next w:val="Normal"/>
+    <w:autoRedefine/>
+    <w:uiPriority w:val="39"/>
+    <w:unhideWhenUsed/>
+    <w:rsid w:val="00DC04A5"/>
+    <w:pPr>
+      <w:spacing w:after="100"/>
+      <w:ind w:left="200"/>
+    </w:pPr>
   </w:style>
 </w:styles>
 </file>
@@ -4576,4 +4985,16 @@
     </a:ext>
   </a:extLst>
 </a:theme>
+</file>
+
+<file path=customXml/item1.xml><?xml version="1.0" encoding="utf-8"?>
+<b:Sources xmlns:b="http://schemas.openxmlformats.org/officeDocument/2006/bibliography" xmlns="http://schemas.openxmlformats.org/officeDocument/2006/bibliography" SelectedStyle="\APASixthEditionOfficeOnline.xsl" StyleName="APA" Version="6"/>
+</file>
+
+<file path=customXml/itemProps1.xml><?xml version="1.0" encoding="utf-8"?>
+<ds:datastoreItem xmlns:ds="http://schemas.openxmlformats.org/officeDocument/2006/customXml" ds:itemID="{9D29F563-E556-45CD-BFD5-D69B5FBFFC4D}">
+  <ds:schemaRefs>
+    <ds:schemaRef ds:uri="http://schemas.openxmlformats.org/officeDocument/2006/bibliography"/>
+  </ds:schemaRefs>
+</ds:datastoreItem>
 </file>
--- a/Dry_Eye_Disease_RoughDraft_Report.docx
+++ b/Dry_Eye_Disease_RoughDraft_Report.docx
@@ -56,6 +56,7 @@
           <w:pPr>
             <w:pStyle w:val="TOC1"/>
             <w:tabs>
+              <w:tab w:val="left" w:pos="720"/>
               <w:tab w:val="right" w:pos="9350"/>
             </w:tabs>
             <w:rPr>
@@ -75,7 +76,7 @@
           <w:r>
             <w:fldChar w:fldCharType="separate"/>
           </w:r>
-          <w:hyperlink w:anchor="_Toc224837582" w:history="1">
+          <w:hyperlink w:anchor="_Toc224839413" w:history="1">
             <w:r>
               <w:rPr>
                 <w:rStyle w:val="Hyperlink"/>
@@ -83,17 +84,45 @@
                 <w:bCs/>
                 <w:noProof/>
               </w:rPr>
-              <w:t>Introduction</w:t>
-            </w:r>
-            <w:r>
-              <w:rPr>
-                <w:noProof/>
-                <w:webHidden/>
+              <w:t>1.</w:t>
+            </w:r>
+            <w:r>
+              <w:rPr>
+                <w:noProof/>
+                <w:kern w:val="2"/>
+                <w:sz w:val="24"/>
+                <w:szCs w:val="24"/>
+                <w14:ligatures w14:val="standardContextual"/>
               </w:rPr>
               <w:tab/>
             </w:r>
             <w:r>
               <w:rPr>
+                <w:rStyle w:val="Hyperlink"/>
+                <w:b/>
+                <w:bCs/>
+                <w:noProof/>
+              </w:rPr>
+              <w:t>I</w:t>
+            </w:r>
+            <w:r>
+              <w:rPr>
+                <w:rStyle w:val="Hyperlink"/>
+                <w:b/>
+                <w:bCs/>
+                <w:noProof/>
+              </w:rPr>
+              <w:t>ntroduction</w:t>
+            </w:r>
+            <w:r>
+              <w:rPr>
+                <w:noProof/>
+                <w:webHidden/>
+              </w:rPr>
+              <w:tab/>
+            </w:r>
+            <w:r>
+              <w:rPr>
                 <w:noProof/>
                 <w:webHidden/>
               </w:rPr>
@@ -104,7 +133,7 @@
                 <w:noProof/>
                 <w:webHidden/>
               </w:rPr>
-              <w:instrText xml:space="preserve"> PAGEREF _Toc224837582 \h </w:instrText>
+              <w:instrText xml:space="preserve"> PAGEREF _Toc224839413 \h </w:instrText>
             </w:r>
             <w:r>
               <w:rPr>
@@ -139,6 +168,7 @@
           <w:pPr>
             <w:pStyle w:val="TOC1"/>
             <w:tabs>
+              <w:tab w:val="left" w:pos="720"/>
               <w:tab w:val="right" w:pos="9350"/>
             </w:tabs>
             <w:rPr>
@@ -149,7 +179,7 @@
               <w14:ligatures w14:val="standardContextual"/>
             </w:rPr>
           </w:pPr>
-          <w:hyperlink w:anchor="_Toc224837583" w:history="1">
+          <w:hyperlink w:anchor="_Toc224839414" w:history="1">
             <w:r>
               <w:rPr>
                 <w:rStyle w:val="Hyperlink"/>
@@ -157,17 +187,54 @@
                 <w:bCs/>
                 <w:noProof/>
               </w:rPr>
-              <w:t>Public Health Impact</w:t>
-            </w:r>
-            <w:r>
-              <w:rPr>
-                <w:noProof/>
-                <w:webHidden/>
+              <w:t>2.</w:t>
+            </w:r>
+            <w:r>
+              <w:rPr>
+                <w:noProof/>
+                <w:kern w:val="2"/>
+                <w:sz w:val="24"/>
+                <w:szCs w:val="24"/>
+                <w14:ligatures w14:val="standardContextual"/>
               </w:rPr>
               <w:tab/>
             </w:r>
             <w:r>
               <w:rPr>
+                <w:rStyle w:val="Hyperlink"/>
+                <w:b/>
+                <w:bCs/>
+                <w:noProof/>
+              </w:rPr>
+              <w:t>Public Hea</w:t>
+            </w:r>
+            <w:r>
+              <w:rPr>
+                <w:rStyle w:val="Hyperlink"/>
+                <w:b/>
+                <w:bCs/>
+                <w:noProof/>
+              </w:rPr>
+              <w:t>l</w:t>
+            </w:r>
+            <w:r>
+              <w:rPr>
+                <w:rStyle w:val="Hyperlink"/>
+                <w:b/>
+                <w:bCs/>
+                <w:noProof/>
+              </w:rPr>
+              <w:t>th Impact</w:t>
+            </w:r>
+            <w:r>
+              <w:rPr>
+                <w:noProof/>
+                <w:webHidden/>
+              </w:rPr>
+              <w:tab/>
+            </w:r>
+            <w:r>
+              <w:rPr>
                 <w:noProof/>
                 <w:webHidden/>
               </w:rPr>
@@ -178,7 +245,7 @@
                 <w:noProof/>
                 <w:webHidden/>
               </w:rPr>
-              <w:instrText xml:space="preserve"> PAGEREF _Toc224837583 \h </w:instrText>
+              <w:instrText xml:space="preserve"> PAGEREF _Toc224839414 \h </w:instrText>
             </w:r>
             <w:r>
               <w:rPr>
@@ -213,6 +280,7 @@
           <w:pPr>
             <w:pStyle w:val="TOC1"/>
             <w:tabs>
+              <w:tab w:val="left" w:pos="720"/>
               <w:tab w:val="right" w:pos="9350"/>
             </w:tabs>
             <w:rPr>
@@ -223,7 +291,7 @@
               <w14:ligatures w14:val="standardContextual"/>
             </w:rPr>
           </w:pPr>
-          <w:hyperlink w:anchor="_Toc224837584" w:history="1">
+          <w:hyperlink w:anchor="_Toc224839415" w:history="1">
             <w:r>
               <w:rPr>
                 <w:rStyle w:val="Hyperlink"/>
@@ -231,6 +299,25 @@
                 <w:bCs/>
                 <w:noProof/>
               </w:rPr>
+              <w:t>3.</w:t>
+            </w:r>
+            <w:r>
+              <w:rPr>
+                <w:noProof/>
+                <w:kern w:val="2"/>
+                <w:sz w:val="24"/>
+                <w:szCs w:val="24"/>
+                <w14:ligatures w14:val="standardContextual"/>
+              </w:rPr>
+              <w:tab/>
+            </w:r>
+            <w:r>
+              <w:rPr>
+                <w:rStyle w:val="Hyperlink"/>
+                <w:b/>
+                <w:bCs/>
+                <w:noProof/>
+              </w:rPr>
               <w:t>Data Analysis &amp; Computation</w:t>
             </w:r>
             <w:r>
@@ -252,7 +339,7 @@
                 <w:noProof/>
                 <w:webHidden/>
               </w:rPr>
-              <w:instrText xml:space="preserve"> PAGEREF _Toc224837584 \h </w:instrText>
+              <w:instrText xml:space="preserve"> PAGEREF _Toc224839415 \h </w:instrText>
             </w:r>
             <w:r>
               <w:rPr>
@@ -297,13 +384,13 @@
               <w14:ligatures w14:val="standardContextual"/>
             </w:rPr>
           </w:pPr>
-          <w:hyperlink w:anchor="_Toc224837585" w:history="1">
+          <w:hyperlink w:anchor="_Toc224839416" w:history="1">
             <w:r>
               <w:rPr>
                 <w:rStyle w:val="Hyperlink"/>
                 <w:noProof/>
               </w:rPr>
-              <w:t>Data Profiling:</w:t>
+              <w:t>Data Profiling</w:t>
             </w:r>
             <w:r>
               <w:rPr>
@@ -324,7 +411,7 @@
                 <w:noProof/>
                 <w:webHidden/>
               </w:rPr>
-              <w:instrText xml:space="preserve"> PAGEREF _Toc224837585 \h </w:instrText>
+              <w:instrText xml:space="preserve"> PAGEREF _Toc224839416 \h </w:instrText>
             </w:r>
             <w:r>
               <w:rPr>
@@ -369,13 +456,13 @@
               <w14:ligatures w14:val="standardContextual"/>
             </w:rPr>
           </w:pPr>
-          <w:hyperlink w:anchor="_Toc224837586" w:history="1">
+          <w:hyperlink w:anchor="_Toc224839417" w:history="1">
             <w:r>
               <w:rPr>
                 <w:rStyle w:val="Hyperlink"/>
                 <w:noProof/>
               </w:rPr>
-              <w:t>Observations &amp; Data Wrangling:</w:t>
+              <w:t>Observations &amp; Data Wrangling</w:t>
             </w:r>
             <w:r>
               <w:rPr>
@@ -396,7 +483,7 @@
                 <w:noProof/>
                 <w:webHidden/>
               </w:rPr>
-              <w:instrText xml:space="preserve"> PAGEREF _Toc224837586 \h </w:instrText>
+              <w:instrText xml:space="preserve"> PAGEREF _Toc224839417 \h </w:instrText>
             </w:r>
             <w:r>
               <w:rPr>
@@ -441,13 +528,13 @@
               <w14:ligatures w14:val="standardContextual"/>
             </w:rPr>
           </w:pPr>
-          <w:hyperlink w:anchor="_Toc224837587" w:history="1">
+          <w:hyperlink w:anchor="_Toc224839418" w:history="1">
             <w:r>
               <w:rPr>
                 <w:rStyle w:val="Hyperlink"/>
                 <w:noProof/>
               </w:rPr>
-              <w:t>Data Table Schema:</w:t>
+              <w:t>Data Table Schema</w:t>
             </w:r>
             <w:r>
               <w:rPr>
@@ -468,7 +555,7 @@
                 <w:noProof/>
                 <w:webHidden/>
               </w:rPr>
-              <w:instrText xml:space="preserve"> PAGEREF _Toc224837587 \h </w:instrText>
+              <w:instrText xml:space="preserve"> PAGEREF _Toc224839418 \h </w:instrText>
             </w:r>
             <w:r>
               <w:rPr>
@@ -489,6 +576,474 @@
                 <w:webHidden/>
               </w:rPr>
               <w:t>3</w:t>
+            </w:r>
+            <w:r>
+              <w:rPr>
+                <w:noProof/>
+                <w:webHidden/>
+              </w:rPr>
+              <w:fldChar w:fldCharType="end"/>
+            </w:r>
+          </w:hyperlink>
+        </w:p>
+        <w:p>
+          <w:pPr>
+            <w:pStyle w:val="TOC1"/>
+            <w:tabs>
+              <w:tab w:val="left" w:pos="720"/>
+              <w:tab w:val="right" w:pos="9350"/>
+            </w:tabs>
+            <w:rPr>
+              <w:noProof/>
+              <w:kern w:val="2"/>
+              <w:sz w:val="24"/>
+              <w:szCs w:val="24"/>
+              <w14:ligatures w14:val="standardContextual"/>
+            </w:rPr>
+          </w:pPr>
+          <w:hyperlink w:anchor="_Toc224839419" w:history="1">
+            <w:r>
+              <w:rPr>
+                <w:rStyle w:val="Hyperlink"/>
+                <w:b/>
+                <w:bCs/>
+                <w:noProof/>
+              </w:rPr>
+              <w:t>4.</w:t>
+            </w:r>
+            <w:r>
+              <w:rPr>
+                <w:noProof/>
+                <w:kern w:val="2"/>
+                <w:sz w:val="24"/>
+                <w:szCs w:val="24"/>
+                <w14:ligatures w14:val="standardContextual"/>
+              </w:rPr>
+              <w:tab/>
+            </w:r>
+            <w:r>
+              <w:rPr>
+                <w:rStyle w:val="Hyperlink"/>
+                <w:b/>
+                <w:bCs/>
+                <w:noProof/>
+              </w:rPr>
+              <w:t>Exploratory Data Analysis: Dry Eye Disease Prevalence</w:t>
+            </w:r>
+            <w:r>
+              <w:rPr>
+                <w:noProof/>
+                <w:webHidden/>
+              </w:rPr>
+              <w:tab/>
+            </w:r>
+            <w:r>
+              <w:rPr>
+                <w:noProof/>
+                <w:webHidden/>
+              </w:rPr>
+              <w:fldChar w:fldCharType="begin"/>
+            </w:r>
+            <w:r>
+              <w:rPr>
+                <w:noProof/>
+                <w:webHidden/>
+              </w:rPr>
+              <w:instrText xml:space="preserve"> PAGEREF _Toc224839419 \h </w:instrText>
+            </w:r>
+            <w:r>
+              <w:rPr>
+                <w:noProof/>
+                <w:webHidden/>
+              </w:rPr>
+            </w:r>
+            <w:r>
+              <w:rPr>
+                <w:noProof/>
+                <w:webHidden/>
+              </w:rPr>
+              <w:fldChar w:fldCharType="separate"/>
+            </w:r>
+            <w:r>
+              <w:rPr>
+                <w:noProof/>
+                <w:webHidden/>
+              </w:rPr>
+              <w:t>4</w:t>
+            </w:r>
+            <w:r>
+              <w:rPr>
+                <w:noProof/>
+                <w:webHidden/>
+              </w:rPr>
+              <w:fldChar w:fldCharType="end"/>
+            </w:r>
+          </w:hyperlink>
+        </w:p>
+        <w:p>
+          <w:pPr>
+            <w:pStyle w:val="TOC3"/>
+            <w:tabs>
+              <w:tab w:val="right" w:pos="9350"/>
+            </w:tabs>
+            <w:rPr>
+              <w:noProof/>
+              <w:kern w:val="2"/>
+              <w:sz w:val="24"/>
+              <w:szCs w:val="24"/>
+              <w14:ligatures w14:val="standardContextual"/>
+            </w:rPr>
+          </w:pPr>
+          <w:hyperlink w:anchor="_Toc224839420" w:history="1">
+            <w:r>
+              <w:rPr>
+                <w:rStyle w:val="Hyperlink"/>
+                <w:noProof/>
+              </w:rPr>
+              <w:t>Dry Eye Disease (DED) Prevalence in the Sample Population</w:t>
+            </w:r>
+            <w:r>
+              <w:rPr>
+                <w:noProof/>
+                <w:webHidden/>
+              </w:rPr>
+              <w:tab/>
+            </w:r>
+            <w:r>
+              <w:rPr>
+                <w:noProof/>
+                <w:webHidden/>
+              </w:rPr>
+              <w:fldChar w:fldCharType="begin"/>
+            </w:r>
+            <w:r>
+              <w:rPr>
+                <w:noProof/>
+                <w:webHidden/>
+              </w:rPr>
+              <w:instrText xml:space="preserve"> PAGEREF _Toc224839420 \h </w:instrText>
+            </w:r>
+            <w:r>
+              <w:rPr>
+                <w:noProof/>
+                <w:webHidden/>
+              </w:rPr>
+            </w:r>
+            <w:r>
+              <w:rPr>
+                <w:noProof/>
+                <w:webHidden/>
+              </w:rPr>
+              <w:fldChar w:fldCharType="separate"/>
+            </w:r>
+            <w:r>
+              <w:rPr>
+                <w:noProof/>
+                <w:webHidden/>
+              </w:rPr>
+              <w:t>4</w:t>
+            </w:r>
+            <w:r>
+              <w:rPr>
+                <w:noProof/>
+                <w:webHidden/>
+              </w:rPr>
+              <w:fldChar w:fldCharType="end"/>
+            </w:r>
+          </w:hyperlink>
+        </w:p>
+        <w:p>
+          <w:pPr>
+            <w:pStyle w:val="TOC3"/>
+            <w:tabs>
+              <w:tab w:val="right" w:pos="9350"/>
+            </w:tabs>
+            <w:rPr>
+              <w:noProof/>
+              <w:kern w:val="2"/>
+              <w:sz w:val="24"/>
+              <w:szCs w:val="24"/>
+              <w14:ligatures w14:val="standardContextual"/>
+            </w:rPr>
+          </w:pPr>
+          <w:hyperlink w:anchor="_Toc224839421" w:history="1">
+            <w:r>
+              <w:rPr>
+                <w:rStyle w:val="Hyperlink"/>
+                <w:noProof/>
+              </w:rPr>
+              <w:t>Dry Eye Disease</w:t>
+            </w:r>
+            <w:r>
+              <w:rPr>
+                <w:rStyle w:val="Hyperlink"/>
+                <w:noProof/>
+              </w:rPr>
+              <w:t xml:space="preserve"> </w:t>
+            </w:r>
+            <w:r>
+              <w:rPr>
+                <w:rStyle w:val="Hyperlink"/>
+                <w:noProof/>
+              </w:rPr>
+              <w:t>by Age Group</w:t>
+            </w:r>
+            <w:r>
+              <w:rPr>
+                <w:noProof/>
+                <w:webHidden/>
+              </w:rPr>
+              <w:tab/>
+            </w:r>
+            <w:r>
+              <w:rPr>
+                <w:noProof/>
+                <w:webHidden/>
+              </w:rPr>
+              <w:fldChar w:fldCharType="begin"/>
+            </w:r>
+            <w:r>
+              <w:rPr>
+                <w:noProof/>
+                <w:webHidden/>
+              </w:rPr>
+              <w:instrText xml:space="preserve"> PAGEREF _Toc224839421 \h </w:instrText>
+            </w:r>
+            <w:r>
+              <w:rPr>
+                <w:noProof/>
+                <w:webHidden/>
+              </w:rPr>
+            </w:r>
+            <w:r>
+              <w:rPr>
+                <w:noProof/>
+                <w:webHidden/>
+              </w:rPr>
+              <w:fldChar w:fldCharType="separate"/>
+            </w:r>
+            <w:r>
+              <w:rPr>
+                <w:noProof/>
+                <w:webHidden/>
+              </w:rPr>
+              <w:t>5</w:t>
+            </w:r>
+            <w:r>
+              <w:rPr>
+                <w:noProof/>
+                <w:webHidden/>
+              </w:rPr>
+              <w:fldChar w:fldCharType="end"/>
+            </w:r>
+          </w:hyperlink>
+        </w:p>
+        <w:p>
+          <w:pPr>
+            <w:pStyle w:val="TOC3"/>
+            <w:tabs>
+              <w:tab w:val="right" w:pos="9350"/>
+            </w:tabs>
+            <w:rPr>
+              <w:noProof/>
+              <w:kern w:val="2"/>
+              <w:sz w:val="24"/>
+              <w:szCs w:val="24"/>
+              <w14:ligatures w14:val="standardContextual"/>
+            </w:rPr>
+          </w:pPr>
+          <w:hyperlink w:anchor="_Toc224839422" w:history="1">
+            <w:r>
+              <w:rPr>
+                <w:rStyle w:val="Hyperlink"/>
+                <w:noProof/>
+              </w:rPr>
+              <w:t>Dry Eye Disease (DED) Rate by Daily Screen Time</w:t>
+            </w:r>
+            <w:r>
+              <w:rPr>
+                <w:noProof/>
+                <w:webHidden/>
+              </w:rPr>
+              <w:tab/>
+            </w:r>
+            <w:r>
+              <w:rPr>
+                <w:noProof/>
+                <w:webHidden/>
+              </w:rPr>
+              <w:fldChar w:fldCharType="begin"/>
+            </w:r>
+            <w:r>
+              <w:rPr>
+                <w:noProof/>
+                <w:webHidden/>
+              </w:rPr>
+              <w:instrText xml:space="preserve"> PAGEREF _Toc224839422 \h </w:instrText>
+            </w:r>
+            <w:r>
+              <w:rPr>
+                <w:noProof/>
+                <w:webHidden/>
+              </w:rPr>
+            </w:r>
+            <w:r>
+              <w:rPr>
+                <w:noProof/>
+                <w:webHidden/>
+              </w:rPr>
+              <w:fldChar w:fldCharType="separate"/>
+            </w:r>
+            <w:r>
+              <w:rPr>
+                <w:noProof/>
+                <w:webHidden/>
+              </w:rPr>
+              <w:t>6</w:t>
+            </w:r>
+            <w:r>
+              <w:rPr>
+                <w:noProof/>
+                <w:webHidden/>
+              </w:rPr>
+              <w:fldChar w:fldCharType="end"/>
+            </w:r>
+          </w:hyperlink>
+        </w:p>
+        <w:p>
+          <w:pPr>
+            <w:pStyle w:val="TOC3"/>
+            <w:tabs>
+              <w:tab w:val="right" w:pos="9350"/>
+            </w:tabs>
+            <w:rPr>
+              <w:noProof/>
+              <w:kern w:val="2"/>
+              <w:sz w:val="24"/>
+              <w:szCs w:val="24"/>
+              <w14:ligatures w14:val="standardContextual"/>
+            </w:rPr>
+          </w:pPr>
+          <w:hyperlink w:anchor="_Toc224839423" w:history="1">
+            <w:r>
+              <w:rPr>
+                <w:rStyle w:val="Hyperlink"/>
+                <w:noProof/>
+              </w:rPr>
+              <w:t>Prevalence by BMI Category</w:t>
+            </w:r>
+            <w:r>
+              <w:rPr>
+                <w:noProof/>
+                <w:webHidden/>
+              </w:rPr>
+              <w:tab/>
+            </w:r>
+            <w:r>
+              <w:rPr>
+                <w:noProof/>
+                <w:webHidden/>
+              </w:rPr>
+              <w:fldChar w:fldCharType="begin"/>
+            </w:r>
+            <w:r>
+              <w:rPr>
+                <w:noProof/>
+                <w:webHidden/>
+              </w:rPr>
+              <w:instrText xml:space="preserve"> PAGEREF _Toc224839423 \h </w:instrText>
+            </w:r>
+            <w:r>
+              <w:rPr>
+                <w:noProof/>
+                <w:webHidden/>
+              </w:rPr>
+            </w:r>
+            <w:r>
+              <w:rPr>
+                <w:noProof/>
+                <w:webHidden/>
+              </w:rPr>
+              <w:fldChar w:fldCharType="separate"/>
+            </w:r>
+            <w:r>
+              <w:rPr>
+                <w:noProof/>
+                <w:webHidden/>
+              </w:rPr>
+              <w:t>7</w:t>
+            </w:r>
+            <w:r>
+              <w:rPr>
+                <w:noProof/>
+                <w:webHidden/>
+              </w:rPr>
+              <w:fldChar w:fldCharType="end"/>
+            </w:r>
+          </w:hyperlink>
+        </w:p>
+        <w:p>
+          <w:pPr>
+            <w:pStyle w:val="TOC3"/>
+            <w:tabs>
+              <w:tab w:val="right" w:pos="9350"/>
+            </w:tabs>
+            <w:rPr>
+              <w:noProof/>
+              <w:kern w:val="2"/>
+              <w:sz w:val="24"/>
+              <w:szCs w:val="24"/>
+              <w14:ligatures w14:val="standardContextual"/>
+            </w:rPr>
+          </w:pPr>
+          <w:hyperlink w:anchor="_Toc224839424" w:history="1">
+            <w:r>
+              <w:rPr>
+                <w:rStyle w:val="Hyperlink"/>
+                <w:noProof/>
+              </w:rPr>
+              <w:t>Prevalence by Stress Level</w:t>
+            </w:r>
+            <w:r>
+              <w:rPr>
+                <w:noProof/>
+                <w:webHidden/>
+              </w:rPr>
+              <w:tab/>
+            </w:r>
+            <w:r>
+              <w:rPr>
+                <w:noProof/>
+                <w:webHidden/>
+              </w:rPr>
+              <w:fldChar w:fldCharType="begin"/>
+            </w:r>
+            <w:r>
+              <w:rPr>
+                <w:noProof/>
+                <w:webHidden/>
+              </w:rPr>
+              <w:instrText xml:space="preserve"> PAGEREF _Toc224839424 \h </w:instrText>
+            </w:r>
+            <w:r>
+              <w:rPr>
+                <w:noProof/>
+                <w:webHidden/>
+              </w:rPr>
+            </w:r>
+            <w:r>
+              <w:rPr>
+                <w:noProof/>
+                <w:webHidden/>
+              </w:rPr>
+              <w:fldChar w:fldCharType="separate"/>
+            </w:r>
+            <w:r>
+              <w:rPr>
+                <w:noProof/>
+                <w:webHidden/>
+              </w:rPr>
+              <w:t>8</w:t>
             </w:r>
             <w:r>
               <w:rPr>
@@ -528,13 +1083,17 @@
     <w:p>
       <w:pPr>
         <w:pStyle w:val="Heading1"/>
+        <w:numPr>
+          <w:ilvl w:val="0"/>
+          <w:numId w:val="2"/>
+        </w:numPr>
         <w:rPr>
           <w:b/>
           <w:bCs/>
           <w:color w:val="auto"/>
         </w:rPr>
       </w:pPr>
-      <w:bookmarkStart w:id="0" w:name="_Toc224837582"/>
+      <w:bookmarkStart w:id="0" w:name="_Toc224839413"/>
       <w:r>
         <w:rPr>
           <w:b/>
@@ -591,7 +1150,21 @@
         <w:rPr>
           <w:rFonts w:ascii="Avenir Next LT Pro" w:hAnsi="Avenir Next LT Pro"/>
         </w:rPr>
-        <w:t xml:space="preserve">project analyzes a dataset related to dry eye disease in order to explore patterns and relationships between different health and lifestyle </w:t>
+        <w:t xml:space="preserve">project analyzes a dataset related to dry eye disease </w:t>
+      </w:r>
+      <w:proofErr w:type="gramStart"/>
+      <w:r>
+        <w:rPr>
+          <w:rFonts w:ascii="Avenir Next LT Pro" w:hAnsi="Avenir Next LT Pro"/>
+        </w:rPr>
+        <w:t>in order to</w:t>
+      </w:r>
+      <w:proofErr w:type="gramEnd"/>
+      <w:r>
+        <w:rPr>
+          <w:rFonts w:ascii="Avenir Next LT Pro" w:hAnsi="Avenir Next LT Pro"/>
+        </w:rPr>
+        <w:t xml:space="preserve"> explore patterns and relationships between different health and lifestyle </w:t>
       </w:r>
       <w:r>
         <w:rPr>
@@ -621,13 +1194,17 @@
     <w:p>
       <w:pPr>
         <w:pStyle w:val="Heading1"/>
+        <w:numPr>
+          <w:ilvl w:val="0"/>
+          <w:numId w:val="2"/>
+        </w:numPr>
         <w:rPr>
           <w:b/>
           <w:bCs/>
           <w:color w:val="auto"/>
         </w:rPr>
       </w:pPr>
-      <w:bookmarkStart w:id="1" w:name="_Toc224837583"/>
+      <w:bookmarkStart w:id="1" w:name="_Toc224839414"/>
       <w:r>
         <w:rPr>
           <w:b/>
@@ -663,7 +1240,35 @@
         <w:rPr>
           <w:rFonts w:ascii="Avenir Next LT Pro" w:hAnsi="Avenir Next LT Pro"/>
         </w:rPr>
-        <w:t xml:space="preserve"> has growing public health impact because it affects a large portion of the population and can significantly reduce quality of lie. People with dry eye disease often experience chronic discomfort, eye fatigue, blurred vision, and difficulty performing everyday activities such as reading, driving, or using digital devices. As screen time increase in work, school, and daily life, more individuals are exposed to risk factors that can worsen dry eye symptoms. If left untreated, the condition can lead to long term irritation, inflammation, and reduced productivity in both academic and workplace settings. </w:t>
+        <w:t xml:space="preserve"> has growing public health impact because it affects a large portion of the population and can significantly reduce quality of </w:t>
+      </w:r>
+      <w:proofErr w:type="gramStart"/>
+      <w:r>
+        <w:rPr>
+          <w:rFonts w:ascii="Avenir Next LT Pro" w:hAnsi="Avenir Next LT Pro"/>
+        </w:rPr>
+        <w:t>lie</w:t>
+      </w:r>
+      <w:proofErr w:type="gramEnd"/>
+      <w:r>
+        <w:rPr>
+          <w:rFonts w:ascii="Avenir Next LT Pro" w:hAnsi="Avenir Next LT Pro"/>
+        </w:rPr>
+        <w:t xml:space="preserve">. People with dry eye disease often experience chronic discomfort, eye fatigue, blurred vision, and difficulty performing everyday activities such as reading, driving, or using digital devices. As screen time </w:t>
+      </w:r>
+      <w:proofErr w:type="gramStart"/>
+      <w:r>
+        <w:rPr>
+          <w:rFonts w:ascii="Avenir Next LT Pro" w:hAnsi="Avenir Next LT Pro"/>
+        </w:rPr>
+        <w:t>increase</w:t>
+      </w:r>
+      <w:proofErr w:type="gramEnd"/>
+      <w:r>
+        <w:rPr>
+          <w:rFonts w:ascii="Avenir Next LT Pro" w:hAnsi="Avenir Next LT Pro"/>
+        </w:rPr>
+        <w:t xml:space="preserve"> in work, school, and daily life, more individuals are exposed to risk factors that can worsen dry eye symptoms. If left untreated, the condition can lead to long term irritation, inflammation, and reduced productivity in both academic and workplace settings. </w:t>
       </w:r>
     </w:p>
     <w:p>
@@ -703,13 +1308,17 @@
     <w:p>
       <w:pPr>
         <w:pStyle w:val="Heading1"/>
+        <w:numPr>
+          <w:ilvl w:val="0"/>
+          <w:numId w:val="2"/>
+        </w:numPr>
         <w:rPr>
           <w:b/>
           <w:bCs/>
           <w:color w:val="auto"/>
         </w:rPr>
       </w:pPr>
-      <w:bookmarkStart w:id="2" w:name="_Toc224837584"/>
+      <w:bookmarkStart w:id="2" w:name="_Toc224839415"/>
       <w:r>
         <w:rPr>
           <w:b/>
@@ -824,7 +1433,7 @@
       <w:pPr>
         <w:pStyle w:val="Heading2"/>
       </w:pPr>
-      <w:bookmarkStart w:id="3" w:name="_Toc224837585"/>
+      <w:bookmarkStart w:id="3" w:name="_Toc224839416"/>
       <w:r>
         <w:lastRenderedPageBreak/>
         <w:t>Data Profiling</w:t>
@@ -869,14 +1478,28 @@
         <w:rPr>
           <w:rFonts w:ascii="Avenir Next LT Pro" w:hAnsi="Avenir Next LT Pro"/>
         </w:rPr>
-        <w:t xml:space="preserve"> with no null values and no duplicate records present anywhere in the dataset. Columns span a mix of data types including integers, floats, and strings, with binary Y/N fields making up the majority of categorical variables. </w:t>
+        <w:t xml:space="preserve"> with no null values and no duplicate records present anywhere in the dataset. Columns span a mix of data types including integers, floats, and strings, with binary Y/N fields making up </w:t>
+      </w:r>
+      <w:proofErr w:type="gramStart"/>
+      <w:r>
+        <w:rPr>
+          <w:rFonts w:ascii="Avenir Next LT Pro" w:hAnsi="Avenir Next LT Pro"/>
+        </w:rPr>
+        <w:t>the majority of</w:t>
+      </w:r>
+      <w:proofErr w:type="gramEnd"/>
+      <w:r>
+        <w:rPr>
+          <w:rFonts w:ascii="Avenir Next LT Pro" w:hAnsi="Avenir Next LT Pro"/>
+        </w:rPr>
+        <w:t xml:space="preserve"> categorical variables. </w:t>
       </w:r>
     </w:p>
     <w:p>
       <w:pPr>
         <w:pStyle w:val="Heading2"/>
       </w:pPr>
-      <w:bookmarkStart w:id="4" w:name="_Toc224837586"/>
+      <w:bookmarkStart w:id="4" w:name="_Toc224839417"/>
       <w:r>
         <w:t>Observations &amp; Data Wrangling</w:t>
       </w:r>
@@ -988,7 +1611,7 @@
       <w:pPr>
         <w:pStyle w:val="Heading2"/>
       </w:pPr>
-      <w:bookmarkStart w:id="5" w:name="_Toc224837587"/>
+      <w:bookmarkStart w:id="5" w:name="_Toc224839418"/>
       <w:r>
         <w:t>Data Table Schema</w:t>
       </w:r>
@@ -2129,11 +2752,19 @@
                 <w:rFonts w:ascii="Avenir Next LT Pro" w:hAnsi="Avenir Next LT Pro"/>
               </w:rPr>
             </w:pPr>
-            <w:r>
-              <w:rPr>
-                <w:rFonts w:ascii="Avenir Next LT Pro" w:hAnsi="Avenir Next LT Pro"/>
-              </w:rPr>
-              <w:t>Individuals status of current medication</w:t>
+            <w:proofErr w:type="gramStart"/>
+            <w:r>
+              <w:rPr>
+                <w:rFonts w:ascii="Avenir Next LT Pro" w:hAnsi="Avenir Next LT Pro"/>
+              </w:rPr>
+              <w:t>Individuals</w:t>
+            </w:r>
+            <w:proofErr w:type="gramEnd"/>
+            <w:r>
+              <w:rPr>
+                <w:rFonts w:ascii="Avenir Next LT Pro" w:hAnsi="Avenir Next LT Pro"/>
+              </w:rPr>
+              <w:t xml:space="preserve"> status of current medication</w:t>
             </w:r>
           </w:p>
         </w:tc>
@@ -2185,11 +2816,19 @@
                 <w:rFonts w:ascii="Avenir Next LT Pro" w:hAnsi="Avenir Next LT Pro"/>
               </w:rPr>
             </w:pPr>
-            <w:r>
-              <w:rPr>
-                <w:rFonts w:ascii="Avenir Next LT Pro" w:hAnsi="Avenir Next LT Pro"/>
-              </w:rPr>
-              <w:t>Individuals status of smart device before sleeping</w:t>
+            <w:proofErr w:type="gramStart"/>
+            <w:r>
+              <w:rPr>
+                <w:rFonts w:ascii="Avenir Next LT Pro" w:hAnsi="Avenir Next LT Pro"/>
+              </w:rPr>
+              <w:t>Individuals</w:t>
+            </w:r>
+            <w:proofErr w:type="gramEnd"/>
+            <w:r>
+              <w:rPr>
+                <w:rFonts w:ascii="Avenir Next LT Pro" w:hAnsi="Avenir Next LT Pro"/>
+              </w:rPr>
+              <w:t xml:space="preserve"> status of smart device before sleeping</w:t>
             </w:r>
           </w:p>
         </w:tc>
@@ -2631,30 +3270,51 @@
     </w:p>
     <w:p>
       <w:pPr>
-        <w:pStyle w:val="ListParagraph"/>
-        <w:rPr>
-          <w:rFonts w:ascii="Avenir Next LT Pro" w:hAnsi="Avenir Next LT Pro"/>
-        </w:rPr>
-      </w:pPr>
-    </w:p>
-    <w:p>
-      <w:pPr>
-        <w:pStyle w:val="ListParagraph"/>
+        <w:pStyle w:val="Heading1"/>
         <w:numPr>
           <w:ilvl w:val="0"/>
-          <w:numId w:val="1"/>
+          <w:numId w:val="2"/>
         </w:numPr>
         <w:rPr>
-          <w:rFonts w:ascii="Avenir Next LT Pro" w:hAnsi="Avenir Next LT Pro"/>
-        </w:rPr>
-      </w:pPr>
-      <w:r>
-        <w:rPr>
-          <w:rFonts w:ascii="Avenir Next LT Pro" w:hAnsi="Avenir Next LT Pro"/>
+          <w:b/>
+          <w:bCs/>
+          <w:color w:val="auto"/>
+        </w:rPr>
+      </w:pPr>
+      <w:bookmarkStart w:id="6" w:name="_Toc224839419"/>
+      <w:r>
+        <w:rPr>
+          <w:b/>
+          <w:bCs/>
+          <w:color w:val="auto"/>
         </w:rPr>
         <w:lastRenderedPageBreak/>
+        <w:t>Exploratory Data Analysis: Dry Eye Disease Prevalence</w:t>
+      </w:r>
+      <w:bookmarkEnd w:id="6"/>
+    </w:p>
+    <w:p/>
+    <w:p>
+      <w:pPr>
+        <w:pStyle w:val="Heading3"/>
+        <w:rPr>
+          <w:color w:val="auto"/>
+        </w:rPr>
+      </w:pPr>
+      <w:bookmarkStart w:id="7" w:name="_Toc224839420"/>
+      <w:r>
+        <w:rPr>
+          <w:color w:val="auto"/>
+        </w:rPr>
         <w:t>Dry Eye Disease (DED) Prevalence</w:t>
       </w:r>
+      <w:r>
+        <w:rPr>
+          <w:color w:val="auto"/>
+        </w:rPr>
+        <w:t xml:space="preserve"> in the Sample Population</w:t>
+      </w:r>
+      <w:bookmarkEnd w:id="7"/>
     </w:p>
     <w:p>
       <w:pPr>
@@ -2666,11 +3326,7 @@
     </w:p>
     <w:p>
       <w:pPr>
-        <w:pStyle w:val="ListParagraph"/>
-        <w:numPr>
-          <w:ilvl w:val="1"/>
-          <w:numId w:val="1"/>
-        </w:numPr>
+        <w:ind w:firstLine="720"/>
         <w:rPr>
           <w:rFonts w:ascii="Avenir Next LT Pro" w:hAnsi="Avenir Next LT Pro"/>
         </w:rPr>
@@ -2873,21 +3529,25 @@
     </w:p>
     <w:p>
       <w:pPr>
-        <w:pStyle w:val="ListParagraph"/>
-        <w:numPr>
-          <w:ilvl w:val="0"/>
-          <w:numId w:val="1"/>
-        </w:numPr>
-        <w:rPr>
-          <w:rFonts w:ascii="Avenir Next LT Pro" w:hAnsi="Avenir Next LT Pro"/>
-        </w:rPr>
-      </w:pPr>
-      <w:r>
-        <w:rPr>
-          <w:rFonts w:ascii="Avenir Next LT Pro" w:hAnsi="Avenir Next LT Pro"/>
-        </w:rPr>
-        <w:t>Dry Eye Disease by Daily Screen Time</w:t>
-      </w:r>
+        <w:pStyle w:val="Heading3"/>
+        <w:rPr>
+          <w:color w:val="auto"/>
+        </w:rPr>
+      </w:pPr>
+      <w:bookmarkStart w:id="8" w:name="_Toc224839421"/>
+      <w:r>
+        <w:rPr>
+          <w:color w:val="auto"/>
+        </w:rPr>
+        <w:t xml:space="preserve">Dry Eye Disease by </w:t>
+      </w:r>
+      <w:r>
+        <w:rPr>
+          <w:color w:val="auto"/>
+        </w:rPr>
+        <w:t>Age Group</w:t>
+      </w:r>
+      <w:bookmarkEnd w:id="8"/>
     </w:p>
     <w:p>
       <w:pPr>
@@ -2993,21 +3653,19 @@
     </w:p>
     <w:p>
       <w:pPr>
-        <w:pStyle w:val="ListParagraph"/>
-        <w:numPr>
-          <w:ilvl w:val="0"/>
-          <w:numId w:val="1"/>
-        </w:numPr>
-        <w:rPr>
-          <w:rFonts w:ascii="Avenir Next LT Pro" w:hAnsi="Avenir Next LT Pro"/>
-        </w:rPr>
-      </w:pPr>
-      <w:r>
-        <w:rPr>
-          <w:rFonts w:ascii="Avenir Next LT Pro" w:hAnsi="Avenir Next LT Pro"/>
+        <w:pStyle w:val="Heading3"/>
+        <w:rPr>
+          <w:color w:val="auto"/>
+        </w:rPr>
+      </w:pPr>
+      <w:bookmarkStart w:id="9" w:name="_Toc224839422"/>
+      <w:r>
+        <w:rPr>
+          <w:color w:val="auto"/>
         </w:rPr>
         <w:t>Dry Eye Disease (DED) Rate by Daily Screen Time</w:t>
       </w:r>
+      <w:bookmarkEnd w:id="9"/>
     </w:p>
     <w:p>
       <w:pPr>
@@ -3153,22 +3811,20 @@
     </w:p>
     <w:p>
       <w:pPr>
-        <w:pStyle w:val="ListParagraph"/>
-        <w:numPr>
-          <w:ilvl w:val="0"/>
-          <w:numId w:val="1"/>
-        </w:numPr>
-        <w:rPr>
-          <w:rFonts w:ascii="Avenir Next LT Pro" w:hAnsi="Avenir Next LT Pro"/>
-        </w:rPr>
-      </w:pPr>
-      <w:r>
-        <w:rPr>
-          <w:rFonts w:ascii="Avenir Next LT Pro" w:hAnsi="Avenir Next LT Pro"/>
+        <w:pStyle w:val="Heading3"/>
+        <w:rPr>
+          <w:color w:val="auto"/>
+        </w:rPr>
+      </w:pPr>
+      <w:bookmarkStart w:id="10" w:name="_Toc224839423"/>
+      <w:r>
+        <w:rPr>
+          <w:color w:val="auto"/>
         </w:rPr>
         <w:lastRenderedPageBreak/>
         <w:t>Prevalence by BMI Category</w:t>
       </w:r>
+      <w:bookmarkEnd w:id="10"/>
     </w:p>
     <w:p>
       <w:pPr>
@@ -3296,21 +3952,19 @@
     </w:p>
     <w:p>
       <w:pPr>
-        <w:pStyle w:val="ListParagraph"/>
-        <w:numPr>
-          <w:ilvl w:val="0"/>
-          <w:numId w:val="1"/>
-        </w:numPr>
-        <w:rPr>
-          <w:rFonts w:ascii="Avenir Next LT Pro" w:hAnsi="Avenir Next LT Pro"/>
-        </w:rPr>
-      </w:pPr>
-      <w:r>
-        <w:rPr>
-          <w:rFonts w:ascii="Avenir Next LT Pro" w:hAnsi="Avenir Next LT Pro"/>
+        <w:pStyle w:val="Heading3"/>
+        <w:rPr>
+          <w:color w:val="auto"/>
+        </w:rPr>
+      </w:pPr>
+      <w:bookmarkStart w:id="11" w:name="_Toc224839424"/>
+      <w:r>
+        <w:rPr>
+          <w:color w:val="auto"/>
         </w:rPr>
         <w:t>Prevalence by Stress Level</w:t>
       </w:r>
+      <w:bookmarkEnd w:id="11"/>
     </w:p>
     <w:p>
       <w:pPr>
@@ -3446,6 +4100,19 @@
     </w:p>
     <w:p>
       <w:pPr>
+        <w:rPr>
+          <w:rFonts w:ascii="Avenir Next LT Pro" w:hAnsi="Avenir Next LT Pro"/>
+        </w:rPr>
+      </w:pPr>
+      <w:r>
+        <w:rPr>
+          <w:rFonts w:ascii="Avenir Next LT Pro" w:hAnsi="Avenir Next LT Pro"/>
+        </w:rPr>
+        <w:br w:type="page"/>
+      </w:r>
+    </w:p>
+    <w:p>
+      <w:pPr>
         <w:pStyle w:val="ListParagraph"/>
         <w:ind w:left="1440"/>
         <w:rPr>
@@ -3554,8 +4221,100 @@
       </w:pPr>
     </w:lvl>
   </w:abstractNum>
+  <w:abstractNum w:abstractNumId="1" w15:restartNumberingAfterBreak="0">
+    <w:nsid w:val="2A29325C"/>
+    <w:multiLevelType w:val="hybridMultilevel"/>
+    <w:tmpl w:val="A4C4879A"/>
+    <w:lvl w:ilvl="0" w:tplc="0409000F">
+      <w:start w:val="1"/>
+      <w:numFmt w:val="decimal"/>
+      <w:lvlText w:val="%1."/>
+      <w:lvlJc w:val="left"/>
+      <w:pPr>
+        <w:ind w:left="720" w:hanging="360"/>
+      </w:pPr>
+      <w:rPr>
+        <w:rFonts w:hint="default"/>
+      </w:rPr>
+    </w:lvl>
+    <w:lvl w:ilvl="1" w:tplc="04090019" w:tentative="1">
+      <w:start w:val="1"/>
+      <w:numFmt w:val="lowerLetter"/>
+      <w:lvlText w:val="%2."/>
+      <w:lvlJc w:val="left"/>
+      <w:pPr>
+        <w:ind w:left="1440" w:hanging="360"/>
+      </w:pPr>
+    </w:lvl>
+    <w:lvl w:ilvl="2" w:tplc="0409001B" w:tentative="1">
+      <w:start w:val="1"/>
+      <w:numFmt w:val="lowerRoman"/>
+      <w:lvlText w:val="%3."/>
+      <w:lvlJc w:val="right"/>
+      <w:pPr>
+        <w:ind w:left="2160" w:hanging="180"/>
+      </w:pPr>
+    </w:lvl>
+    <w:lvl w:ilvl="3" w:tplc="0409000F" w:tentative="1">
+      <w:start w:val="1"/>
+      <w:numFmt w:val="decimal"/>
+      <w:lvlText w:val="%4."/>
+      <w:lvlJc w:val="left"/>
+      <w:pPr>
+        <w:ind w:left="2880" w:hanging="360"/>
+      </w:pPr>
+    </w:lvl>
+    <w:lvl w:ilvl="4" w:tplc="04090019" w:tentative="1">
+      <w:start w:val="1"/>
+      <w:numFmt w:val="lowerLetter"/>
+      <w:lvlText w:val="%5."/>
+      <w:lvlJc w:val="left"/>
+      <w:pPr>
+        <w:ind w:left="3600" w:hanging="360"/>
+      </w:pPr>
+    </w:lvl>
+    <w:lvl w:ilvl="5" w:tplc="0409001B" w:tentative="1">
+      <w:start w:val="1"/>
+      <w:numFmt w:val="lowerRoman"/>
+      <w:lvlText w:val="%6."/>
+      <w:lvlJc w:val="right"/>
+      <w:pPr>
+        <w:ind w:left="4320" w:hanging="180"/>
+      </w:pPr>
+    </w:lvl>
+    <w:lvl w:ilvl="6" w:tplc="0409000F" w:tentative="1">
+      <w:start w:val="1"/>
+      <w:numFmt w:val="decimal"/>
+      <w:lvlText w:val="%7."/>
+      <w:lvlJc w:val="left"/>
+      <w:pPr>
+        <w:ind w:left="5040" w:hanging="360"/>
+      </w:pPr>
+    </w:lvl>
+    <w:lvl w:ilvl="7" w:tplc="04090019" w:tentative="1">
+      <w:start w:val="1"/>
+      <w:numFmt w:val="lowerLetter"/>
+      <w:lvlText w:val="%8."/>
+      <w:lvlJc w:val="left"/>
+      <w:pPr>
+        <w:ind w:left="5760" w:hanging="360"/>
+      </w:pPr>
+    </w:lvl>
+    <w:lvl w:ilvl="8" w:tplc="0409001B" w:tentative="1">
+      <w:start w:val="1"/>
+      <w:numFmt w:val="lowerRoman"/>
+      <w:lvlText w:val="%9."/>
+      <w:lvlJc w:val="right"/>
+      <w:pPr>
+        <w:ind w:left="6480" w:hanging="180"/>
+      </w:pPr>
+    </w:lvl>
+  </w:abstractNum>
   <w:num w:numId="1" w16cid:durableId="1965652524">
     <w:abstractNumId w:val="0"/>
+  </w:num>
+  <w:num w:numId="2" w16cid:durableId="2107264984">
+    <w:abstractNumId w:val="1"/>
   </w:num>
 </w:numbering>
 </file>
@@ -4007,7 +4766,6 @@
     <w:next w:val="Normal"/>
     <w:link w:val="Heading3Char"/>
     <w:uiPriority w:val="9"/>
-    <w:semiHidden/>
     <w:unhideWhenUsed/>
     <w:qFormat/>
     <w:rsid w:val="008618F2"/>
@@ -4224,7 +4982,6 @@
     <w:basedOn w:val="DefaultParagraphFont"/>
     <w:link w:val="Heading3"/>
     <w:uiPriority w:val="9"/>
-    <w:semiHidden/>
     <w:rsid w:val="008618F2"/>
     <w:rPr>
       <w:rFonts w:asciiTheme="majorHAnsi" w:eastAsiaTheme="majorEastAsia" w:hAnsiTheme="majorHAnsi" w:cstheme="majorBidi"/>
@@ -4669,6 +5426,19 @@
       <w:ind w:left="200"/>
     </w:pPr>
   </w:style>
+  <w:style w:type="paragraph" w:styleId="TOC3">
+    <w:name w:val="toc 3"/>
+    <w:basedOn w:val="Normal"/>
+    <w:next w:val="Normal"/>
+    <w:autoRedefine/>
+    <w:uiPriority w:val="39"/>
+    <w:unhideWhenUsed/>
+    <w:rsid w:val="00E249A7"/>
+    <w:pPr>
+      <w:spacing w:after="100"/>
+      <w:ind w:left="400"/>
+    </w:pPr>
+  </w:style>
 </w:styles>
 </file>
 

--- a/Dry_Eye_Disease_RoughDraft_Report.docx
+++ b/Dry_Eye_Disease_RoughDraft_Report.docx
@@ -76,7 +76,7 @@
           <w:r>
             <w:fldChar w:fldCharType="separate"/>
           </w:r>
-          <w:hyperlink w:anchor="_Toc224839413" w:history="1">
+          <w:hyperlink w:anchor="_Toc224840423" w:history="1">
             <w:r>
               <w:rPr>
                 <w:rStyle w:val="Hyperlink"/>
@@ -103,16 +103,7 @@
                 <w:bCs/>
                 <w:noProof/>
               </w:rPr>
-              <w:t>I</w:t>
-            </w:r>
-            <w:r>
-              <w:rPr>
-                <w:rStyle w:val="Hyperlink"/>
-                <w:b/>
-                <w:bCs/>
-                <w:noProof/>
-              </w:rPr>
-              <w:t>ntroduction</w:t>
+              <w:t>Introduction</w:t>
             </w:r>
             <w:r>
               <w:rPr>
@@ -133,7 +124,7 @@
                 <w:noProof/>
                 <w:webHidden/>
               </w:rPr>
-              <w:instrText xml:space="preserve"> PAGEREF _Toc224839413 \h </w:instrText>
+              <w:instrText xml:space="preserve"> PAGEREF _Toc224840423 \h </w:instrText>
             </w:r>
             <w:r>
               <w:rPr>
@@ -179,7 +170,7 @@
               <w14:ligatures w14:val="standardContextual"/>
             </w:rPr>
           </w:pPr>
-          <w:hyperlink w:anchor="_Toc224839414" w:history="1">
+          <w:hyperlink w:anchor="_Toc224840424" w:history="1">
             <w:r>
               <w:rPr>
                 <w:rStyle w:val="Hyperlink"/>
@@ -206,25 +197,7 @@
                 <w:bCs/>
                 <w:noProof/>
               </w:rPr>
-              <w:t>Public Hea</w:t>
-            </w:r>
-            <w:r>
-              <w:rPr>
-                <w:rStyle w:val="Hyperlink"/>
-                <w:b/>
-                <w:bCs/>
-                <w:noProof/>
-              </w:rPr>
-              <w:t>l</w:t>
-            </w:r>
-            <w:r>
-              <w:rPr>
-                <w:rStyle w:val="Hyperlink"/>
-                <w:b/>
-                <w:bCs/>
-                <w:noProof/>
-              </w:rPr>
-              <w:t>th Impact</w:t>
+              <w:t>Public Health Impact</w:t>
             </w:r>
             <w:r>
               <w:rPr>
@@ -245,7 +218,7 @@
                 <w:noProof/>
                 <w:webHidden/>
               </w:rPr>
-              <w:instrText xml:space="preserve"> PAGEREF _Toc224839414 \h </w:instrText>
+              <w:instrText xml:space="preserve"> PAGEREF _Toc224840424 \h </w:instrText>
             </w:r>
             <w:r>
               <w:rPr>
@@ -291,7 +264,7 @@
               <w14:ligatures w14:val="standardContextual"/>
             </w:rPr>
           </w:pPr>
-          <w:hyperlink w:anchor="_Toc224839415" w:history="1">
+          <w:hyperlink w:anchor="_Toc224840425" w:history="1">
             <w:r>
               <w:rPr>
                 <w:rStyle w:val="Hyperlink"/>
@@ -339,7 +312,7 @@
                 <w:noProof/>
                 <w:webHidden/>
               </w:rPr>
-              <w:instrText xml:space="preserve"> PAGEREF _Toc224839415 \h </w:instrText>
+              <w:instrText xml:space="preserve"> PAGEREF _Toc224840425 \h </w:instrText>
             </w:r>
             <w:r>
               <w:rPr>
@@ -384,7 +357,7 @@
               <w14:ligatures w14:val="standardContextual"/>
             </w:rPr>
           </w:pPr>
-          <w:hyperlink w:anchor="_Toc224839416" w:history="1">
+          <w:hyperlink w:anchor="_Toc224840426" w:history="1">
             <w:r>
               <w:rPr>
                 <w:rStyle w:val="Hyperlink"/>
@@ -411,7 +384,7 @@
                 <w:noProof/>
                 <w:webHidden/>
               </w:rPr>
-              <w:instrText xml:space="preserve"> PAGEREF _Toc224839416 \h </w:instrText>
+              <w:instrText xml:space="preserve"> PAGEREF _Toc224840426 \h </w:instrText>
             </w:r>
             <w:r>
               <w:rPr>
@@ -456,7 +429,7 @@
               <w14:ligatures w14:val="standardContextual"/>
             </w:rPr>
           </w:pPr>
-          <w:hyperlink w:anchor="_Toc224839417" w:history="1">
+          <w:hyperlink w:anchor="_Toc224840427" w:history="1">
             <w:r>
               <w:rPr>
                 <w:rStyle w:val="Hyperlink"/>
@@ -483,7 +456,7 @@
                 <w:noProof/>
                 <w:webHidden/>
               </w:rPr>
-              <w:instrText xml:space="preserve"> PAGEREF _Toc224839417 \h </w:instrText>
+              <w:instrText xml:space="preserve"> PAGEREF _Toc224840427 \h </w:instrText>
             </w:r>
             <w:r>
               <w:rPr>
@@ -528,7 +501,7 @@
               <w14:ligatures w14:val="standardContextual"/>
             </w:rPr>
           </w:pPr>
-          <w:hyperlink w:anchor="_Toc224839418" w:history="1">
+          <w:hyperlink w:anchor="_Toc224840428" w:history="1">
             <w:r>
               <w:rPr>
                 <w:rStyle w:val="Hyperlink"/>
@@ -555,7 +528,7 @@
                 <w:noProof/>
                 <w:webHidden/>
               </w:rPr>
-              <w:instrText xml:space="preserve"> PAGEREF _Toc224839418 \h </w:instrText>
+              <w:instrText xml:space="preserve"> PAGEREF _Toc224840428 \h </w:instrText>
             </w:r>
             <w:r>
               <w:rPr>
@@ -601,7 +574,7 @@
               <w14:ligatures w14:val="standardContextual"/>
             </w:rPr>
           </w:pPr>
-          <w:hyperlink w:anchor="_Toc224839419" w:history="1">
+          <w:hyperlink w:anchor="_Toc224840429" w:history="1">
             <w:r>
               <w:rPr>
                 <w:rStyle w:val="Hyperlink"/>
@@ -649,7 +622,7 @@
                 <w:noProof/>
                 <w:webHidden/>
               </w:rPr>
-              <w:instrText xml:space="preserve"> PAGEREF _Toc224839419 \h </w:instrText>
+              <w:instrText xml:space="preserve"> PAGEREF _Toc224840429 \h </w:instrText>
             </w:r>
             <w:r>
               <w:rPr>
@@ -694,7 +667,7 @@
               <w14:ligatures w14:val="standardContextual"/>
             </w:rPr>
           </w:pPr>
-          <w:hyperlink w:anchor="_Toc224839420" w:history="1">
+          <w:hyperlink w:anchor="_Toc224840430" w:history="1">
             <w:r>
               <w:rPr>
                 <w:rStyle w:val="Hyperlink"/>
@@ -721,7 +694,7 @@
                 <w:noProof/>
                 <w:webHidden/>
               </w:rPr>
-              <w:instrText xml:space="preserve"> PAGEREF _Toc224839420 \h </w:instrText>
+              <w:instrText xml:space="preserve"> PAGEREF _Toc224840430 \h </w:instrText>
             </w:r>
             <w:r>
               <w:rPr>
@@ -766,27 +739,13 @@
               <w14:ligatures w14:val="standardContextual"/>
             </w:rPr>
           </w:pPr>
-          <w:hyperlink w:anchor="_Toc224839421" w:history="1">
+          <w:hyperlink w:anchor="_Toc224840431" w:history="1">
             <w:r>
               <w:rPr>
                 <w:rStyle w:val="Hyperlink"/>
                 <w:noProof/>
               </w:rPr>
-              <w:t>Dry Eye Disease</w:t>
-            </w:r>
-            <w:r>
-              <w:rPr>
-                <w:rStyle w:val="Hyperlink"/>
-                <w:noProof/>
-              </w:rPr>
-              <w:t xml:space="preserve"> </w:t>
-            </w:r>
-            <w:r>
-              <w:rPr>
-                <w:rStyle w:val="Hyperlink"/>
-                <w:noProof/>
-              </w:rPr>
-              <w:t>by Age Group</w:t>
+              <w:t>Dry Eye Disease by Age Group</w:t>
             </w:r>
             <w:r>
               <w:rPr>
@@ -807,7 +766,7 @@
                 <w:noProof/>
                 <w:webHidden/>
               </w:rPr>
-              <w:instrText xml:space="preserve"> PAGEREF _Toc224839421 \h </w:instrText>
+              <w:instrText xml:space="preserve"> PAGEREF _Toc224840431 \h </w:instrText>
             </w:r>
             <w:r>
               <w:rPr>
@@ -852,7 +811,7 @@
               <w14:ligatures w14:val="standardContextual"/>
             </w:rPr>
           </w:pPr>
-          <w:hyperlink w:anchor="_Toc224839422" w:history="1">
+          <w:hyperlink w:anchor="_Toc224840432" w:history="1">
             <w:r>
               <w:rPr>
                 <w:rStyle w:val="Hyperlink"/>
@@ -879,7 +838,7 @@
                 <w:noProof/>
                 <w:webHidden/>
               </w:rPr>
-              <w:instrText xml:space="preserve"> PAGEREF _Toc224839422 \h </w:instrText>
+              <w:instrText xml:space="preserve"> PAGEREF _Toc224840432 \h </w:instrText>
             </w:r>
             <w:r>
               <w:rPr>
@@ -924,7 +883,7 @@
               <w14:ligatures w14:val="standardContextual"/>
             </w:rPr>
           </w:pPr>
-          <w:hyperlink w:anchor="_Toc224839423" w:history="1">
+          <w:hyperlink w:anchor="_Toc224840433" w:history="1">
             <w:r>
               <w:rPr>
                 <w:rStyle w:val="Hyperlink"/>
@@ -951,7 +910,7 @@
                 <w:noProof/>
                 <w:webHidden/>
               </w:rPr>
-              <w:instrText xml:space="preserve"> PAGEREF _Toc224839423 \h </w:instrText>
+              <w:instrText xml:space="preserve"> PAGEREF _Toc224840433 \h </w:instrText>
             </w:r>
             <w:r>
               <w:rPr>
@@ -996,7 +955,7 @@
               <w14:ligatures w14:val="standardContextual"/>
             </w:rPr>
           </w:pPr>
-          <w:hyperlink w:anchor="_Toc224839424" w:history="1">
+          <w:hyperlink w:anchor="_Toc224840434" w:history="1">
             <w:r>
               <w:rPr>
                 <w:rStyle w:val="Hyperlink"/>
@@ -1023,7 +982,7 @@
                 <w:noProof/>
                 <w:webHidden/>
               </w:rPr>
-              <w:instrText xml:space="preserve"> PAGEREF _Toc224839424 \h </w:instrText>
+              <w:instrText xml:space="preserve"> PAGEREF _Toc224840434 \h </w:instrText>
             </w:r>
             <w:r>
               <w:rPr>
@@ -1044,6 +1003,194 @@
                 <w:webHidden/>
               </w:rPr>
               <w:t>8</w:t>
+            </w:r>
+            <w:r>
+              <w:rPr>
+                <w:noProof/>
+                <w:webHidden/>
+              </w:rPr>
+              <w:fldChar w:fldCharType="end"/>
+            </w:r>
+          </w:hyperlink>
+        </w:p>
+        <w:p>
+          <w:pPr>
+            <w:pStyle w:val="TOC1"/>
+            <w:tabs>
+              <w:tab w:val="left" w:pos="720"/>
+              <w:tab w:val="right" w:pos="9350"/>
+            </w:tabs>
+            <w:rPr>
+              <w:noProof/>
+              <w:kern w:val="2"/>
+              <w:sz w:val="24"/>
+              <w:szCs w:val="24"/>
+              <w14:ligatures w14:val="standardContextual"/>
+            </w:rPr>
+          </w:pPr>
+          <w:hyperlink w:anchor="_Toc224840435" w:history="1">
+            <w:r>
+              <w:rPr>
+                <w:rStyle w:val="Hyperlink"/>
+                <w:b/>
+                <w:bCs/>
+                <w:noProof/>
+              </w:rPr>
+              <w:t>5.</w:t>
+            </w:r>
+            <w:r>
+              <w:rPr>
+                <w:noProof/>
+                <w:kern w:val="2"/>
+                <w:sz w:val="24"/>
+                <w:szCs w:val="24"/>
+                <w14:ligatures w14:val="standardContextual"/>
+              </w:rPr>
+              <w:tab/>
+            </w:r>
+            <w:r>
+              <w:rPr>
+                <w:rStyle w:val="Hyperlink"/>
+                <w:b/>
+                <w:bCs/>
+                <w:noProof/>
+              </w:rPr>
+              <w:t>Approach</w:t>
+            </w:r>
+            <w:r>
+              <w:rPr>
+                <w:noProof/>
+                <w:webHidden/>
+              </w:rPr>
+              <w:tab/>
+            </w:r>
+            <w:r>
+              <w:rPr>
+                <w:noProof/>
+                <w:webHidden/>
+              </w:rPr>
+              <w:fldChar w:fldCharType="begin"/>
+            </w:r>
+            <w:r>
+              <w:rPr>
+                <w:noProof/>
+                <w:webHidden/>
+              </w:rPr>
+              <w:instrText xml:space="preserve"> PAGEREF _Toc224840435 \h </w:instrText>
+            </w:r>
+            <w:r>
+              <w:rPr>
+                <w:noProof/>
+                <w:webHidden/>
+              </w:rPr>
+            </w:r>
+            <w:r>
+              <w:rPr>
+                <w:noProof/>
+                <w:webHidden/>
+              </w:rPr>
+              <w:fldChar w:fldCharType="separate"/>
+            </w:r>
+            <w:r>
+              <w:rPr>
+                <w:noProof/>
+                <w:webHidden/>
+              </w:rPr>
+              <w:t>9</w:t>
+            </w:r>
+            <w:r>
+              <w:rPr>
+                <w:noProof/>
+                <w:webHidden/>
+              </w:rPr>
+              <w:fldChar w:fldCharType="end"/>
+            </w:r>
+          </w:hyperlink>
+        </w:p>
+        <w:p>
+          <w:pPr>
+            <w:pStyle w:val="TOC1"/>
+            <w:tabs>
+              <w:tab w:val="left" w:pos="720"/>
+              <w:tab w:val="right" w:pos="9350"/>
+            </w:tabs>
+            <w:rPr>
+              <w:noProof/>
+              <w:kern w:val="2"/>
+              <w:sz w:val="24"/>
+              <w:szCs w:val="24"/>
+              <w14:ligatures w14:val="standardContextual"/>
+            </w:rPr>
+          </w:pPr>
+          <w:hyperlink w:anchor="_Toc224840436" w:history="1">
+            <w:r>
+              <w:rPr>
+                <w:rStyle w:val="Hyperlink"/>
+                <w:b/>
+                <w:bCs/>
+                <w:noProof/>
+              </w:rPr>
+              <w:t>6.</w:t>
+            </w:r>
+            <w:r>
+              <w:rPr>
+                <w:noProof/>
+                <w:kern w:val="2"/>
+                <w:sz w:val="24"/>
+                <w:szCs w:val="24"/>
+                <w14:ligatures w14:val="standardContextual"/>
+              </w:rPr>
+              <w:tab/>
+            </w:r>
+            <w:r>
+              <w:rPr>
+                <w:rStyle w:val="Hyperlink"/>
+                <w:b/>
+                <w:bCs/>
+                <w:noProof/>
+              </w:rPr>
+              <w:t>Tools</w:t>
+            </w:r>
+            <w:r>
+              <w:rPr>
+                <w:noProof/>
+                <w:webHidden/>
+              </w:rPr>
+              <w:tab/>
+            </w:r>
+            <w:r>
+              <w:rPr>
+                <w:noProof/>
+                <w:webHidden/>
+              </w:rPr>
+              <w:fldChar w:fldCharType="begin"/>
+            </w:r>
+            <w:r>
+              <w:rPr>
+                <w:noProof/>
+                <w:webHidden/>
+              </w:rPr>
+              <w:instrText xml:space="preserve"> PAGEREF _Toc224840436 \h </w:instrText>
+            </w:r>
+            <w:r>
+              <w:rPr>
+                <w:noProof/>
+                <w:webHidden/>
+              </w:rPr>
+            </w:r>
+            <w:r>
+              <w:rPr>
+                <w:noProof/>
+                <w:webHidden/>
+              </w:rPr>
+              <w:fldChar w:fldCharType="separate"/>
+            </w:r>
+            <w:r>
+              <w:rPr>
+                <w:noProof/>
+                <w:webHidden/>
+              </w:rPr>
+              <w:t>9</w:t>
             </w:r>
             <w:r>
               <w:rPr>
@@ -1093,7 +1240,7 @@
           <w:color w:val="auto"/>
         </w:rPr>
       </w:pPr>
-      <w:bookmarkStart w:id="0" w:name="_Toc224839413"/>
+      <w:bookmarkStart w:id="0" w:name="_Toc224840423"/>
       <w:r>
         <w:rPr>
           <w:b/>
@@ -1152,14 +1299,12 @@
         </w:rPr>
         <w:t xml:space="preserve">project analyzes a dataset related to dry eye disease </w:t>
       </w:r>
-      <w:proofErr w:type="gramStart"/>
-      <w:r>
-        <w:rPr>
-          <w:rFonts w:ascii="Avenir Next LT Pro" w:hAnsi="Avenir Next LT Pro"/>
-        </w:rPr>
-        <w:t>in order to</w:t>
-      </w:r>
-      <w:proofErr w:type="gramEnd"/>
+      <w:r>
+        <w:rPr>
+          <w:rFonts w:ascii="Avenir Next LT Pro" w:hAnsi="Avenir Next LT Pro"/>
+        </w:rPr>
+        <w:t>to</w:t>
+      </w:r>
       <w:r>
         <w:rPr>
           <w:rFonts w:ascii="Avenir Next LT Pro" w:hAnsi="Avenir Next LT Pro"/>
@@ -1204,7 +1349,7 @@
           <w:color w:val="auto"/>
         </w:rPr>
       </w:pPr>
-      <w:bookmarkStart w:id="1" w:name="_Toc224839414"/>
+      <w:bookmarkStart w:id="1" w:name="_Toc224840424"/>
       <w:r>
         <w:rPr>
           <w:b/>
@@ -1318,7 +1463,7 @@
           <w:color w:val="auto"/>
         </w:rPr>
       </w:pPr>
-      <w:bookmarkStart w:id="2" w:name="_Toc224839415"/>
+      <w:bookmarkStart w:id="2" w:name="_Toc224840425"/>
       <w:r>
         <w:rPr>
           <w:b/>
@@ -1433,7 +1578,7 @@
       <w:pPr>
         <w:pStyle w:val="Heading2"/>
       </w:pPr>
-      <w:bookmarkStart w:id="3" w:name="_Toc224839416"/>
+      <w:bookmarkStart w:id="3" w:name="_Toc224840426"/>
       <w:r>
         <w:lastRenderedPageBreak/>
         <w:t>Data Profiling</w:t>
@@ -1499,7 +1644,7 @@
       <w:pPr>
         <w:pStyle w:val="Heading2"/>
       </w:pPr>
-      <w:bookmarkStart w:id="4" w:name="_Toc224839417"/>
+      <w:bookmarkStart w:id="4" w:name="_Toc224840427"/>
       <w:r>
         <w:t>Observations &amp; Data Wrangling</w:t>
       </w:r>
@@ -1611,7 +1756,7 @@
       <w:pPr>
         <w:pStyle w:val="Heading2"/>
       </w:pPr>
-      <w:bookmarkStart w:id="5" w:name="_Toc224839418"/>
+      <w:bookmarkStart w:id="5" w:name="_Toc224840428"/>
       <w:r>
         <w:t>Data Table Schema</w:t>
       </w:r>
@@ -3281,7 +3426,7 @@
           <w:color w:val="auto"/>
         </w:rPr>
       </w:pPr>
-      <w:bookmarkStart w:id="6" w:name="_Toc224839419"/>
+      <w:bookmarkStart w:id="6" w:name="_Toc224840429"/>
       <w:r>
         <w:rPr>
           <w:b/>
@@ -3301,7 +3446,7 @@
           <w:color w:val="auto"/>
         </w:rPr>
       </w:pPr>
-      <w:bookmarkStart w:id="7" w:name="_Toc224839420"/>
+      <w:bookmarkStart w:id="7" w:name="_Toc224840430"/>
       <w:r>
         <w:rPr>
           <w:color w:val="auto"/>
@@ -3534,7 +3679,7 @@
           <w:color w:val="auto"/>
         </w:rPr>
       </w:pPr>
-      <w:bookmarkStart w:id="8" w:name="_Toc224839421"/>
+      <w:bookmarkStart w:id="8" w:name="_Toc224840431"/>
       <w:r>
         <w:rPr>
           <w:color w:val="auto"/>
@@ -3658,7 +3803,7 @@
           <w:color w:val="auto"/>
         </w:rPr>
       </w:pPr>
-      <w:bookmarkStart w:id="9" w:name="_Toc224839422"/>
+      <w:bookmarkStart w:id="9" w:name="_Toc224840432"/>
       <w:r>
         <w:rPr>
           <w:color w:val="auto"/>
@@ -3816,7 +3961,7 @@
           <w:color w:val="auto"/>
         </w:rPr>
       </w:pPr>
-      <w:bookmarkStart w:id="10" w:name="_Toc224839423"/>
+      <w:bookmarkStart w:id="10" w:name="_Toc224840433"/>
       <w:r>
         <w:rPr>
           <w:color w:val="auto"/>
@@ -3957,7 +4102,7 @@
           <w:color w:val="auto"/>
         </w:rPr>
       </w:pPr>
-      <w:bookmarkStart w:id="11" w:name="_Toc224839424"/>
+      <w:bookmarkStart w:id="11" w:name="_Toc224840434"/>
       <w:r>
         <w:rPr>
           <w:color w:val="auto"/>
@@ -4113,12 +4258,100 @@
     </w:p>
     <w:p>
       <w:pPr>
-        <w:pStyle w:val="ListParagraph"/>
-        <w:ind w:left="1440"/>
-        <w:rPr>
-          <w:rFonts w:ascii="Avenir Next LT Pro" w:hAnsi="Avenir Next LT Pro"/>
-        </w:rPr>
-      </w:pPr>
+        <w:pStyle w:val="Heading1"/>
+        <w:numPr>
+          <w:ilvl w:val="0"/>
+          <w:numId w:val="2"/>
+        </w:numPr>
+        <w:rPr>
+          <w:b/>
+          <w:bCs/>
+          <w:color w:val="auto"/>
+        </w:rPr>
+      </w:pPr>
+      <w:bookmarkStart w:id="12" w:name="_Toc224840435"/>
+      <w:r>
+        <w:rPr>
+          <w:b/>
+          <w:bCs/>
+          <w:color w:val="auto"/>
+        </w:rPr>
+        <w:lastRenderedPageBreak/>
+        <w:t>Approach</w:t>
+      </w:r>
+      <w:bookmarkEnd w:id="12"/>
+    </w:p>
+    <w:p>
+      <w:pPr>
+        <w:rPr>
+          <w:rFonts w:ascii="Avenir Next LT Pro" w:hAnsi="Avenir Next LT Pro"/>
+        </w:rPr>
+      </w:pPr>
+    </w:p>
+    <w:p>
+      <w:pPr>
+        <w:spacing w:line="360" w:lineRule="auto"/>
+        <w:rPr>
+          <w:rFonts w:ascii="Avenir Next LT Pro" w:hAnsi="Avenir Next LT Pro"/>
+        </w:rPr>
+      </w:pPr>
+      <w:r>
+        <w:rPr>
+          <w:rFonts w:ascii="Avenir Next LT Pro" w:hAnsi="Avenir Next LT Pro"/>
+        </w:rPr>
+        <w:tab/>
+        <w:t xml:space="preserve">This study follows a structured approach combining exploratory data analysis and machine learning to better understand and predict dry eye disease. First, the dataset was examined and cleaned to ensure consistency, with no missing or duplicate values identified. Key variables were analyzed through visualizations to identify patterns and relationships between lifestyle, physiological, and eye-related factors and the presence of dry eye disease. Features such as age, screen time, sleep, BMI, and stress levels were explored to understand their potential influence on the condition. Following this, a Random Forest classification model was implemented to predict dry eye disease and evaluate the relative importance of each variable. The dataset was split into training and testing sets to assess model performance on unseen data. This combined approach allows for both descriptive insights and predictive analysis, providing a more comprehensive understanding of the factors associated with dry eye disease. </w:t>
+      </w:r>
+    </w:p>
+    <w:p>
+      <w:pPr>
+        <w:spacing w:line="360" w:lineRule="auto"/>
+        <w:rPr>
+          <w:rFonts w:ascii="Avenir Next LT Pro" w:hAnsi="Avenir Next LT Pro"/>
+        </w:rPr>
+      </w:pPr>
+    </w:p>
+    <w:p>
+      <w:pPr>
+        <w:pStyle w:val="Heading1"/>
+        <w:numPr>
+          <w:ilvl w:val="0"/>
+          <w:numId w:val="2"/>
+        </w:numPr>
+        <w:rPr>
+          <w:b/>
+          <w:bCs/>
+          <w:color w:val="auto"/>
+        </w:rPr>
+      </w:pPr>
+      <w:bookmarkStart w:id="13" w:name="_Toc224840436"/>
+      <w:r>
+        <w:rPr>
+          <w:b/>
+          <w:bCs/>
+          <w:color w:val="auto"/>
+        </w:rPr>
+        <w:t>Tool</w:t>
+      </w:r>
+      <w:r>
+        <w:rPr>
+          <w:b/>
+          <w:bCs/>
+          <w:color w:val="auto"/>
+        </w:rPr>
+        <w:t>s</w:t>
+      </w:r>
+      <w:bookmarkEnd w:id="13"/>
+    </w:p>
+    <w:p/>
+    <w:p>
+      <w:pPr>
+        <w:spacing w:line="360" w:lineRule="auto"/>
+      </w:pPr>
+      <w:r>
+        <w:tab/>
+        <w:t xml:space="preserve">This project used a combination of Microsoft Excel, MATLAB, and Python-based machine learning tools. Microsoft Excel was used for initial inspection of the dataset, summary calculations, and organization of variables. MATLAB was used to create the project’s visualizations for exploratory data analysis, including prevalence and comparison charts. Python was used for predictive modeling, and with Pandas supporting data preparation and Scikit-Learn providing the Random Forest classification model and evaluation metrics. Together, these tools supported both descriptive analysis and machine learning-based prediction of dry eye disease. </w:t>
+      </w:r>
     </w:p>
     <w:sectPr>
       <w:pgSz w:w="12240" w:h="15840"/>

--- a/Dry_Eye_Disease_RoughDraft_Report.docx
+++ b/Dry_Eye_Disease_RoughDraft_Report.docx
@@ -25,7 +25,6 @@
         <w:p>
           <w:pPr>
             <w:pStyle w:val="TOCHeading"/>
-            <w:jc w:val="center"/>
           </w:pPr>
         </w:p>
         <w:p>
